--- a/frontend/templates/Revision-Unit-7-Group-214-paper.docx
+++ b/frontend/templates/Revision-Unit-7-Group-214-paper.docx
@@ -4,22 +4,20 @@
   <w:body>
     <w:p>
       <w:pPr>
-        <w:pStyle w:val="Heading1"/>
+        <w:pStyle w:val="Title"/>
       </w:pPr>
       <w:r>
-        <w:t>Revision Test · Evolve 6 · Unit 7</w:t>
+        <w:t>RT1 · Evolve 6 · Unit 7</w:t>
       </w:r>
     </w:p>
     <w:p>
       <w:r>
-        <w:t>Group: 214    Name: ___________________________________________</w:t>
-        <w:br/>
-        <w:t>Date: ____________________</w:t>
+        <w:t>Group 214 · Test Version A</w:t>
       </w:r>
     </w:p>
     <w:p>
       <w:r>
-        <w:t>Complete the short tasks and write an essay of about 250 words. Write your own answers. Your teacher will tell you when to move on to speaking. The individual oral answer has no preparation; the dialogue has one minute preparation.</w:t>
+        <w:t>For questions 1–20, choose ONE best answer and shade A, B, C, D or E on the separate ZipGrade answer sheet. Do not write MCQ answers on this question paper. Check the question numbers carefully. Fill in your name and group (Period). Select Version A if using that field. Write the essay on the separate double-sided essay sheet. Record your research participation choice on that sheet.</w:t>
       </w:r>
     </w:p>
     <w:p>
@@ -27,195 +25,381 @@
         <w:pStyle w:val="Heading1"/>
       </w:pPr>
       <w:r>
-        <w:t>Optional research participation</w:t>
+        <w:t>Vocabulary and collocations · 1–8</w:t>
       </w:r>
     </w:p>
     <w:p>
       <w:r>
-        <w:t>This test is also part of a study of vocabulary learning. If you agree, your answers, scores and essay may be analysed for research. Your name is retained for your teacher’s assessment; research reporting should not identify you. Participation is voluntary. Declining does not affect your grade or your access to the test. You can ask your teacher to withdraw your research data before anonymisation. Some participants receive a short reading preview. No electronic response times are collected in this paper version.</w:t>
+        <w:t>1. Elena discovered that her great-great-grandfather moved abroad in 1820. Which statement describes the discovery accurately?</w:t>
+      </w:r>
+    </w:p>
+    <w:p>
+      <w:pPr>
+        <w:spacing w:after="20"/>
+      </w:pPr>
+      <w:r>
+        <w:t>A. She learned where one of her descendants had lived.</w:t>
+      </w:r>
+    </w:p>
+    <w:p>
+      <w:pPr>
+        <w:spacing w:after="20"/>
+      </w:pPr>
+      <w:r>
+        <w:t>B. She discovered who would inherit her possessions.</w:t>
+      </w:r>
+    </w:p>
+    <w:p>
+      <w:pPr>
+        <w:spacing w:after="20"/>
+      </w:pPr>
+      <w:r>
+        <w:t>C. She discovered her present-day citizenship.</w:t>
+      </w:r>
+    </w:p>
+    <w:p>
+      <w:pPr>
+        <w:spacing w:after="20"/>
+      </w:pPr>
+      <w:r>
+        <w:t>D. She identified the parents who had adopted her.</w:t>
+      </w:r>
+    </w:p>
+    <w:p>
+      <w:pPr>
+        <w:spacing w:after="20"/>
+      </w:pPr>
+      <w:r>
+        <w:t>E. She learned where one of her ancestors had lived.</w:t>
       </w:r>
     </w:p>
     <w:p>
       <w:r>
-        <w:t>Choose one option (neither is selected in advance):</w:t>
+        <w:t>2. Choose the expression that best fits the meaning and usage in this context.</w:t>
         <w:br/>
-        <w:t>☐ I agree to participate in the research.</w:t>
-        <w:br/>
-        <w:t>☐ I want to take the test without participating in the research.</w:t>
+        <w:t>The records trace Omar’s family line through several generations. They tell him about his ___, rather than his present-day citizenship.</w:t>
+      </w:r>
+    </w:p>
+    <w:p>
+      <w:pPr>
+        <w:spacing w:after="20"/>
+      </w:pPr>
+      <w:r>
+        <w:t>A. heritage</w:t>
+      </w:r>
+    </w:p>
+    <w:p>
+      <w:pPr>
+        <w:spacing w:after="20"/>
+      </w:pPr>
+      <w:r>
+        <w:t>B. ancestry</w:t>
+      </w:r>
+    </w:p>
+    <w:p>
+      <w:pPr>
+        <w:spacing w:after="20"/>
+      </w:pPr>
+      <w:r>
+        <w:t>C. nationality</w:t>
+      </w:r>
+    </w:p>
+    <w:p>
+      <w:pPr>
+        <w:spacing w:after="20"/>
+      </w:pPr>
+      <w:r>
+        <w:t>D. ethnicity</w:t>
+      </w:r>
+    </w:p>
+    <w:p>
+      <w:pPr>
+        <w:spacing w:after="20"/>
+      </w:pPr>
+      <w:r>
+        <w:t>E. identity</w:t>
       </w:r>
     </w:p>
     <w:p>
       <w:r>
-        <w:t>Signature (optional): ______________________________</w:t>
+        <w:t>3. Choose the expression that best fits the meaning and usage in this context.</w:t>
+        <w:br/>
+        <w:t>Eva checks birth certificates, marriage records and family trees to establish who was related to whom. Her research is in ___, not DNA analysis.</w:t>
       </w:r>
     </w:p>
     <w:p>
       <w:pPr>
-        <w:pStyle w:val="Heading1"/>
+        <w:spacing w:after="20"/>
       </w:pPr>
       <w:r>
-        <w:t>Vocabulary</w:t>
+        <w:t>A. genealogy</w:t>
+      </w:r>
+    </w:p>
+    <w:p>
+      <w:pPr>
+        <w:spacing w:after="20"/>
+      </w:pPr>
+      <w:r>
+        <w:t>B. archaeology</w:t>
+      </w:r>
+    </w:p>
+    <w:p>
+      <w:pPr>
+        <w:spacing w:after="20"/>
+      </w:pPr>
+      <w:r>
+        <w:t>C. genetics</w:t>
+      </w:r>
+    </w:p>
+    <w:p>
+      <w:pPr>
+        <w:spacing w:after="20"/>
+      </w:pPr>
+      <w:r>
+        <w:t>D. anthropology</w:t>
+      </w:r>
+    </w:p>
+    <w:p>
+      <w:pPr>
+        <w:spacing w:after="20"/>
+      </w:pPr>
+      <w:r>
+        <w:t>E. ethnography</w:t>
       </w:r>
     </w:p>
     <w:p>
       <w:r>
-        <w:t>Complete each gap with the appropriate word or phrase. Where choices are given, select one answer.</w:t>
+        <w:t>4. Choose the expression that best fits the meaning and usage in this context.</w:t>
+        <w:br/>
+        <w:t>The survey asks respondents how they identify culturally, separately from where they hold citizenship. That question concerns their ___.</w:t>
+      </w:r>
+    </w:p>
+    <w:p>
+      <w:pPr>
+        <w:spacing w:after="20"/>
+      </w:pPr>
+      <w:r>
+        <w:t>A. residence</w:t>
+      </w:r>
+    </w:p>
+    <w:p>
+      <w:pPr>
+        <w:spacing w:after="20"/>
+      </w:pPr>
+      <w:r>
+        <w:t>B. nationality</w:t>
+      </w:r>
+    </w:p>
+    <w:p>
+      <w:pPr>
+        <w:spacing w:after="20"/>
+      </w:pPr>
+      <w:r>
+        <w:t>C. ethnicity</w:t>
+      </w:r>
+    </w:p>
+    <w:p>
+      <w:pPr>
+        <w:spacing w:after="20"/>
+      </w:pPr>
+      <w:r>
+        <w:t>D. ancestry</w:t>
+      </w:r>
+    </w:p>
+    <w:p>
+      <w:pPr>
+        <w:spacing w:after="20"/>
+      </w:pPr>
+      <w:r>
+        <w:t>E. citizenship</w:t>
       </w:r>
     </w:p>
     <w:p>
       <w:r>
-        <w:t>1. A person in your family who lived several generations before you is an ___.</w:t>
+        <w:t>5. Choose the expression that best fits the meaning and usage in this context.</w:t>
+        <w:br/>
+        <w:t>The community restored its old meeting hall and recorded traditional songs so that younger residents could learn about their cultural ___.</w:t>
       </w:r>
     </w:p>
     <w:p>
       <w:pPr>
-        <w:spacing w:after="80"/>
+        <w:spacing w:after="20"/>
       </w:pPr>
       <w:r>
-        <w:t>Answer: ______________________________________________________________</w:t>
+        <w:t>A. ethnicity</w:t>
+      </w:r>
+    </w:p>
+    <w:p>
+      <w:pPr>
+        <w:spacing w:after="20"/>
+      </w:pPr>
+      <w:r>
+        <w:t>B. ancestry</w:t>
+      </w:r>
+    </w:p>
+    <w:p>
+      <w:pPr>
+        <w:spacing w:after="20"/>
+      </w:pPr>
+      <w:r>
+        <w:t>C. genealogy</w:t>
+      </w:r>
+    </w:p>
+    <w:p>
+      <w:pPr>
+        <w:spacing w:after="20"/>
+      </w:pPr>
+      <w:r>
+        <w:t>D. nationality</w:t>
+      </w:r>
+    </w:p>
+    <w:p>
+      <w:pPr>
+        <w:spacing w:after="20"/>
+      </w:pPr>
+      <w:r>
+        <w:t>E. heritage</w:t>
       </w:r>
     </w:p>
     <w:p>
       <w:r>
-        <w:t>2. Your family origins and line of descent are your ___.</w:t>
+        <w:t>6. Choose the expression that best fits the meaning and usage in this context.</w:t>
+        <w:br/>
+        <w:t>After the court completed the legal process, the couple became the child’s ___ parents, with permanent parental rights and responsibilities.</w:t>
       </w:r>
     </w:p>
     <w:p>
       <w:pPr>
-        <w:spacing w:after="80"/>
+        <w:spacing w:after="20"/>
       </w:pPr>
       <w:r>
-        <w:t>Answer: ______________________________________________________________</w:t>
+        <w:t>A. adoptive</w:t>
+      </w:r>
+    </w:p>
+    <w:p>
+      <w:pPr>
+        <w:spacing w:after="20"/>
+      </w:pPr>
+      <w:r>
+        <w:t>B. surrogate</w:t>
+      </w:r>
+    </w:p>
+    <w:p>
+      <w:pPr>
+        <w:spacing w:after="20"/>
+      </w:pPr>
+      <w:r>
+        <w:t>C. biological</w:t>
+      </w:r>
+    </w:p>
+    <w:p>
+      <w:pPr>
+        <w:spacing w:after="20"/>
+      </w:pPr>
+      <w:r>
+        <w:t>D. prospective</w:t>
+      </w:r>
+    </w:p>
+    <w:p>
+      <w:pPr>
+        <w:spacing w:after="20"/>
+      </w:pPr>
+      <w:r>
+        <w:t>E. foster</w:t>
       </w:r>
     </w:p>
     <w:p>
       <w:r>
-        <w:t>3. The study of family history and descent is ___.</w:t>
+        <w:t>7. Choose the expression that best fits the meaning and usage in this context.</w:t>
+        <w:br/>
+        <w:t>When the speaker described feeling caught between two cultures, many listeners recognised their own experience. Her account struck a ___ with them.</w:t>
       </w:r>
     </w:p>
     <w:p>
       <w:pPr>
-        <w:spacing w:after="80"/>
+        <w:spacing w:after="20"/>
       </w:pPr>
       <w:r>
-        <w:t>Answer: ______________________________________________________________</w:t>
+        <w:t>A. note</w:t>
+      </w:r>
+    </w:p>
+    <w:p>
+      <w:pPr>
+        <w:spacing w:after="20"/>
+      </w:pPr>
+      <w:r>
+        <w:t>B. harmony</w:t>
+      </w:r>
+    </w:p>
+    <w:p>
+      <w:pPr>
+        <w:spacing w:after="20"/>
+      </w:pPr>
+      <w:r>
+        <w:t>C. chord</w:t>
+      </w:r>
+    </w:p>
+    <w:p>
+      <w:pPr>
+        <w:spacing w:after="20"/>
+      </w:pPr>
+      <w:r>
+        <w:t>D. tone</w:t>
+      </w:r>
+    </w:p>
+    <w:p>
+      <w:pPr>
+        <w:spacing w:after="20"/>
+      </w:pPr>
+      <w:r>
+        <w:t>E. rhythm</w:t>
       </w:r>
     </w:p>
     <w:p>
       <w:r>
-        <w:t>4. A shared cultural or ethnic identity is called ___.</w:t>
+        <w:t>8. Choose the expression that best fits the meaning and usage in this context.</w:t>
+        <w:br/>
+        <w:t>At the ceremony, the younger members paid ___ to the elders who had preserved the language and taught it to others.</w:t>
       </w:r>
     </w:p>
     <w:p>
       <w:pPr>
-        <w:spacing w:after="80"/>
+        <w:spacing w:after="20"/>
       </w:pPr>
       <w:r>
-        <w:t>Answer: ______________________________________________________________</w:t>
+        <w:t>A. homage</w:t>
       </w:r>
     </w:p>
     <w:p>
+      <w:pPr>
+        <w:spacing w:after="20"/>
+      </w:pPr>
       <w:r>
-        <w:t>5. Traditions and cultural achievements passed down through generations form our ___.</w:t>
+        <w:t>B. attention</w:t>
       </w:r>
     </w:p>
     <w:p>
       <w:pPr>
-        <w:spacing w:after="80"/>
+        <w:spacing w:after="20"/>
       </w:pPr>
       <w:r>
-        <w:t>Answer: ______________________________________________________________</w:t>
+        <w:t>C. honour</w:t>
       </w:r>
     </w:p>
     <w:p>
+      <w:pPr>
+        <w:spacing w:after="20"/>
+      </w:pPr>
       <w:r>
-        <w:t>6. Parents who legally take a child into their family are ___ parents.</w:t>
+        <w:t>D. tribute</w:t>
       </w:r>
     </w:p>
     <w:p>
       <w:pPr>
-        <w:spacing w:after="80"/>
+        <w:spacing w:after="20"/>
       </w:pPr>
       <w:r>
-        <w:t>Answer: ______________________________________________________________</w:t>
-      </w:r>
-    </w:p>
-    <w:p>
-      <w:r>
-        <w:t>7. To give something new energy is to ___ it.</w:t>
-      </w:r>
-    </w:p>
-    <w:p>
-      <w:pPr>
-        <w:spacing w:after="80"/>
-      </w:pPr>
-      <w:r>
-        <w:t>Answer: ______________________________________________________________</w:t>
-      </w:r>
-    </w:p>
-    <w:p>
-      <w:r>
-        <w:t>8. An object surviving from the distant past is a ___.</w:t>
-      </w:r>
-    </w:p>
-    <w:p>
-      <w:pPr>
-        <w:spacing w:after="80"/>
-      </w:pPr>
-      <w:r>
-        <w:t>Answer: ______________________________________________________________</w:t>
-      </w:r>
-    </w:p>
-    <w:p>
-      <w:r>
-        <w:t>9. Disagreement that creates tension between people is ___.</w:t>
-      </w:r>
-    </w:p>
-    <w:p>
-      <w:pPr>
-        <w:spacing w:after="80"/>
-      </w:pPr>
-      <w:r>
-        <w:t>Answer: ______________________________________________________________</w:t>
-      </w:r>
-    </w:p>
-    <w:p>
-      <w:r>
-        <w:t>10. A guiding light or source of hope is a ___.</w:t>
-      </w:r>
-    </w:p>
-    <w:p>
-      <w:pPr>
-        <w:spacing w:after="80"/>
-      </w:pPr>
-      <w:r>
-        <w:t>Answer: ______________________________________________________________</w:t>
-      </w:r>
-    </w:p>
-    <w:p>
-      <w:r>
-        <w:t>11. A large celebratory meal is a ___.</w:t>
-      </w:r>
-    </w:p>
-    <w:p>
-      <w:pPr>
-        <w:spacing w:after="80"/>
-      </w:pPr>
-      <w:r>
-        <w:t>Answer: ______________________________________________________________</w:t>
-      </w:r>
-    </w:p>
-    <w:p>
-      <w:r>
-        <w:t>12. The importance or meaning of something is its ___.</w:t>
-      </w:r>
-    </w:p>
-    <w:p>
-      <w:pPr>
-        <w:spacing w:after="80"/>
-      </w:pPr>
-      <w:r>
-        <w:t>Answer: ______________________________________________________________</w:t>
+        <w:t>E. respect</w:t>
       </w:r>
     </w:p>
     <w:p>
@@ -228,243 +412,367 @@
         <w:pStyle w:val="Heading1"/>
       </w:pPr>
       <w:r>
-        <w:t>Collocations</w:t>
+        <w:t>Grammar · 9–16</w:t>
       </w:r>
     </w:p>
     <w:p>
       <w:r>
-        <w:t>Complete each gap with the appropriate word or phrase. Where choices are given, select one answer.</w:t>
+        <w:t>9. Choose the correct completion: Not until the documents arrived ___ that the family story was inaccurate.</w:t>
+      </w:r>
+    </w:p>
+    <w:p>
+      <w:pPr>
+        <w:spacing w:after="20"/>
+      </w:pPr>
+      <w:r>
+        <w:t>A. did she realise</w:t>
+      </w:r>
+    </w:p>
+    <w:p>
+      <w:pPr>
+        <w:spacing w:after="20"/>
+      </w:pPr>
+      <w:r>
+        <w:t>B. she realised</w:t>
+      </w:r>
+    </w:p>
+    <w:p>
+      <w:pPr>
+        <w:spacing w:after="20"/>
+      </w:pPr>
+      <w:r>
+        <w:t>C. had she realise</w:t>
+      </w:r>
+    </w:p>
+    <w:p>
+      <w:pPr>
+        <w:spacing w:after="20"/>
+      </w:pPr>
+      <w:r>
+        <w:t>D. she did realise</w:t>
+      </w:r>
+    </w:p>
+    <w:p>
+      <w:pPr>
+        <w:spacing w:after="20"/>
+      </w:pPr>
+      <w:r>
+        <w:t>E. did she realised</w:t>
       </w:r>
     </w:p>
     <w:p>
       <w:r>
-        <w:t>13. Her story struck a ___ with the audience.</w:t>
+        <w:t>10. Choose the correct completion: Never before ___ so many details about his ancestry.</w:t>
       </w:r>
     </w:p>
     <w:p>
       <w:pPr>
-        <w:spacing w:after="80"/>
+        <w:spacing w:after="20"/>
       </w:pPr>
       <w:r>
-        <w:t>Answer: ______________________________________________________________</w:t>
+        <w:t>A. did he discovered</w:t>
+      </w:r>
+    </w:p>
+    <w:p>
+      <w:pPr>
+        <w:spacing w:after="20"/>
+      </w:pPr>
+      <w:r>
+        <w:t>B. he did discover</w:t>
+      </w:r>
+    </w:p>
+    <w:p>
+      <w:pPr>
+        <w:spacing w:after="20"/>
+      </w:pPr>
+      <w:r>
+        <w:t>C. had discovered he</w:t>
+      </w:r>
+    </w:p>
+    <w:p>
+      <w:pPr>
+        <w:spacing w:after="20"/>
+      </w:pPr>
+      <w:r>
+        <w:t>D. had he discovered</w:t>
+      </w:r>
+    </w:p>
+    <w:p>
+      <w:pPr>
+        <w:spacing w:after="20"/>
+      </w:pPr>
+      <w:r>
+        <w:t>E. he had discovered</w:t>
       </w:r>
     </w:p>
     <w:p>
       <w:r>
-        <w:t>14. The ceremony pays ___ to our elders.</w:t>
+        <w:t>11. Choose the correctly inverted sentence.</w:t>
       </w:r>
     </w:p>
     <w:p>
       <w:pPr>
-        <w:spacing w:after="80"/>
+        <w:spacing w:after="20"/>
       </w:pPr>
       <w:r>
-        <w:t>Answer: ______________________________________________________________</w:t>
+        <w:t>A. Only after the ceremony we understood its significance.</w:t>
+      </w:r>
+    </w:p>
+    <w:p>
+      <w:pPr>
+        <w:spacing w:after="20"/>
+      </w:pPr>
+      <w:r>
+        <w:t>B. Only after the ceremony understood we its significance.</w:t>
+      </w:r>
+    </w:p>
+    <w:p>
+      <w:pPr>
+        <w:spacing w:after="20"/>
+      </w:pPr>
+      <w:r>
+        <w:t>C. Only after the ceremony did we understood its significance.</w:t>
+      </w:r>
+    </w:p>
+    <w:p>
+      <w:pPr>
+        <w:spacing w:after="20"/>
+      </w:pPr>
+      <w:r>
+        <w:t>D. Only after the ceremony did we understand its significance.</w:t>
+      </w:r>
+    </w:p>
+    <w:p>
+      <w:pPr>
+        <w:spacing w:after="20"/>
+      </w:pPr>
+      <w:r>
+        <w:t>E. Only after the ceremony had we understand its significance.</w:t>
       </w:r>
     </w:p>
     <w:p>
       <w:r>
-        <w:t>15. Families work to keep their traditions ___.</w:t>
+        <w:t>12. Choose the correct completion: Not only ___ the old custom, but it also made it accessible to newcomers.</w:t>
       </w:r>
     </w:p>
     <w:p>
       <w:pPr>
-        <w:spacing w:after="80"/>
+        <w:spacing w:after="20"/>
       </w:pPr>
       <w:r>
-        <w:t>Answer: ______________________________________________________________</w:t>
+        <w:t>A. did the festival preserve</w:t>
+      </w:r>
+    </w:p>
+    <w:p>
+      <w:pPr>
+        <w:spacing w:after="20"/>
+      </w:pPr>
+      <w:r>
+        <w:t>B. had the festival preserve</w:t>
+      </w:r>
+    </w:p>
+    <w:p>
+      <w:pPr>
+        <w:spacing w:after="20"/>
+      </w:pPr>
+      <w:r>
+        <w:t>C. preserved the festival</w:t>
+      </w:r>
+    </w:p>
+    <w:p>
+      <w:pPr>
+        <w:spacing w:after="20"/>
+      </w:pPr>
+      <w:r>
+        <w:t>D. the festival preserved</w:t>
+      </w:r>
+    </w:p>
+    <w:p>
+      <w:pPr>
+        <w:spacing w:after="20"/>
+      </w:pPr>
+      <w:r>
+        <w:t>E. did the festival preserved</w:t>
       </w:r>
     </w:p>
     <w:p>
       <w:r>
-        <w:t>16. Do not make ___ about someone based on appearance.</w:t>
+        <w:t>13. Choose the correct completion: Little ___ at the time how important those records would become.</w:t>
       </w:r>
     </w:p>
     <w:p>
       <w:pPr>
-        <w:spacing w:after="80"/>
+        <w:spacing w:after="20"/>
       </w:pPr>
       <w:r>
-        <w:t>Answer: ______________________________________________________________</w:t>
+        <w:t>A. they knew</w:t>
+      </w:r>
+    </w:p>
+    <w:p>
+      <w:pPr>
+        <w:spacing w:after="20"/>
+      </w:pPr>
+      <w:r>
+        <w:t>B. had they knew</w:t>
+      </w:r>
+    </w:p>
+    <w:p>
+      <w:pPr>
+        <w:spacing w:after="20"/>
+      </w:pPr>
+      <w:r>
+        <w:t>C. did they know</w:t>
+      </w:r>
+    </w:p>
+    <w:p>
+      <w:pPr>
+        <w:spacing w:after="20"/>
+      </w:pPr>
+      <w:r>
+        <w:t>D. they did knew</w:t>
+      </w:r>
+    </w:p>
+    <w:p>
+      <w:pPr>
+        <w:spacing w:after="20"/>
+      </w:pPr>
+      <w:r>
+        <w:t>E. did they knew</w:t>
       </w:r>
     </w:p>
     <w:p>
       <w:r>
-        <w:t>17. Young people should be free to forge their own ___.</w:t>
+        <w:t>14. Choose the correct completion: Under no circumstances ___ without explicit permission.</w:t>
       </w:r>
     </w:p>
     <w:p>
       <w:pPr>
-        <w:spacing w:after="80"/>
+        <w:spacing w:after="20"/>
       </w:pPr>
       <w:r>
-        <w:t>Answer: ______________________________________________________________</w:t>
+        <w:t>A. should the records shared</w:t>
+      </w:r>
+    </w:p>
+    <w:p>
+      <w:pPr>
+        <w:spacing w:after="20"/>
+      </w:pPr>
+      <w:r>
+        <w:t>B. should be the records shared</w:t>
+      </w:r>
+    </w:p>
+    <w:p>
+      <w:pPr>
+        <w:spacing w:after="20"/>
+      </w:pPr>
+      <w:r>
+        <w:t>C. the records should be shared</w:t>
+      </w:r>
+    </w:p>
+    <w:p>
+      <w:pPr>
+        <w:spacing w:after="20"/>
+      </w:pPr>
+      <w:r>
+        <w:t>D. the records should share</w:t>
+      </w:r>
+    </w:p>
+    <w:p>
+      <w:pPr>
+        <w:spacing w:after="20"/>
+      </w:pPr>
+      <w:r>
+        <w:t>E. should the records be shared</w:t>
       </w:r>
     </w:p>
     <w:p>
       <w:r>
-        <w:t>18. The survey reported a small margin of ___.</w:t>
+        <w:t>15. Use full subject–verb inversion after the fronted place phrase: At the far end of the village ___.</w:t>
       </w:r>
     </w:p>
     <w:p>
       <w:pPr>
-        <w:spacing w:after="80"/>
+        <w:spacing w:after="20"/>
       </w:pPr>
       <w:r>
-        <w:t>Answer: ______________________________________________________________</w:t>
+        <w:t>A. stood it an ancient shrine</w:t>
       </w:r>
     </w:p>
     <w:p>
       <w:pPr>
-        <w:pStyle w:val="Heading1"/>
+        <w:spacing w:after="20"/>
       </w:pPr>
       <w:r>
-        <w:t>Grammar</w:t>
+        <w:t>B. stood an ancient shrine</w:t>
+      </w:r>
+    </w:p>
+    <w:p>
+      <w:pPr>
+        <w:spacing w:after="20"/>
+      </w:pPr>
+      <w:r>
+        <w:t>C. an ancient shrine did stood</w:t>
+      </w:r>
+    </w:p>
+    <w:p>
+      <w:pPr>
+        <w:spacing w:after="20"/>
+      </w:pPr>
+      <w:r>
+        <w:t>D. an ancient shrine stood</w:t>
+      </w:r>
+    </w:p>
+    <w:p>
+      <w:pPr>
+        <w:spacing w:after="20"/>
+      </w:pPr>
+      <w:r>
+        <w:t>E. did stood an ancient shrine</w:t>
       </w:r>
     </w:p>
     <w:p>
       <w:r>
-        <w:t>Complete each gap with the appropriate word or phrase. Where choices are given, select one answer.</w:t>
+        <w:t>16. Choose the correct completion with a pronoun subject: Into the courtyard ___.</w:t>
       </w:r>
     </w:p>
     <w:p>
+      <w:pPr>
+        <w:spacing w:after="20"/>
+      </w:pPr>
       <w:r>
-        <w:t>19. Complete the auxiliary: Never ___ I seen such a detailed family tree.</w:t>
+        <w:t>A. ran she</w:t>
       </w:r>
     </w:p>
     <w:p>
       <w:pPr>
-        <w:spacing w:after="80"/>
+        <w:spacing w:after="20"/>
       </w:pPr>
       <w:r>
-        <w:t>Answer: ______________________________________________________________</w:t>
+        <w:t>B. she ran</w:t>
       </w:r>
     </w:p>
     <w:p>
+      <w:pPr>
+        <w:spacing w:after="20"/>
+      </w:pPr>
       <w:r>
-        <w:t>20. Complete the auxiliary: Only after the ceremony ___ we realise its significance.</w:t>
+        <w:t>C. ran did she</w:t>
       </w:r>
     </w:p>
     <w:p>
       <w:pPr>
-        <w:spacing w:after="80"/>
+        <w:spacing w:after="20"/>
       </w:pPr>
       <w:r>
-        <w:t>Answer: ______________________________________________________________</w:t>
+        <w:t>D. did she ran</w:t>
       </w:r>
     </w:p>
     <w:p>
+      <w:pPr>
+        <w:spacing w:after="20"/>
+      </w:pPr>
       <w:r>
-        <w:t>21. Complete the auxiliary: Not until the documents arrived ___ she discover her ancestry.</w:t>
-      </w:r>
-    </w:p>
-    <w:p>
-      <w:pPr>
-        <w:spacing w:after="80"/>
-      </w:pPr>
-      <w:r>
-        <w:t>Answer: ______________________________________________________________</w:t>
-      </w:r>
-    </w:p>
-    <w:p>
-      <w:r>
-        <w:t>22. Complete the auxiliary: Rarely ___ he speak about his childhood nowadays.</w:t>
-      </w:r>
-    </w:p>
-    <w:p>
-      <w:pPr>
-        <w:spacing w:after="80"/>
-      </w:pPr>
-      <w:r>
-        <w:t>Answer: ______________________________________________________________</w:t>
-      </w:r>
-    </w:p>
-    <w:p>
-      <w:r>
-        <w:t>23. Complete the auxiliary: Under no circumstances ___ you allowed to share these records.</w:t>
-      </w:r>
-    </w:p>
-    <w:p>
-      <w:pPr>
-        <w:spacing w:after="80"/>
-      </w:pPr>
-      <w:r>
-        <w:t>Answer: ______________________________________________________________</w:t>
-      </w:r>
-    </w:p>
-    <w:p>
-      <w:r>
-        <w:t>24. Complete the auxiliary: Little ___ they know at the time how much would change.</w:t>
-      </w:r>
-    </w:p>
-    <w:p>
-      <w:pPr>
-        <w:spacing w:after="80"/>
-      </w:pPr>
-      <w:r>
-        <w:t>Answer: ______________________________________________________________</w:t>
-      </w:r>
-    </w:p>
-    <w:p>
-      <w:r>
-        <w:t>25. Complete the verb: At the end of the road ___ (stand) an old church.</w:t>
-      </w:r>
-    </w:p>
-    <w:p>
-      <w:pPr>
-        <w:spacing w:after="80"/>
-      </w:pPr>
-      <w:r>
-        <w:t>Answer: ______________________________________________________________</w:t>
-      </w:r>
-    </w:p>
-    <w:p>
-      <w:r>
-        <w:t>26. Complete the past-tense verb: Into the hall ___ (walk) the guest of honour.</w:t>
-      </w:r>
-    </w:p>
-    <w:p>
-      <w:pPr>
-        <w:spacing w:after="80"/>
-      </w:pPr>
-      <w:r>
-        <w:t>Answer: ______________________________________________________________</w:t>
-      </w:r>
-    </w:p>
-    <w:p>
-      <w:r>
-        <w:t>27. Use full subject–verb inversion with the noun subject: Down the hill ___.</w:t>
-      </w:r>
-    </w:p>
-    <w:p>
-      <w:r>
-        <w:t>the children ran / ran the children</w:t>
-      </w:r>
-    </w:p>
-    <w:p>
-      <w:pPr>
-        <w:spacing w:after="80"/>
-      </w:pPr>
-      <w:r>
-        <w:t>Answer: ______________________________________________________________</w:t>
-      </w:r>
-    </w:p>
-    <w:p>
-      <w:r>
-        <w:t>28. Choose the correct word order: Here ___.</w:t>
-      </w:r>
-    </w:p>
-    <w:p>
-      <w:r>
-        <w:t>she comes / comes she</w:t>
-      </w:r>
-    </w:p>
-    <w:p>
-      <w:pPr>
-        <w:spacing w:after="80"/>
-      </w:pPr>
-      <w:r>
-        <w:t>Answer: ______________________________________________________________</w:t>
+        <w:t>E. had ran she</w:t>
       </w:r>
     </w:p>
     <w:p>
@@ -477,90 +785,195 @@
         <w:pStyle w:val="Heading1"/>
       </w:pPr>
       <w:r>
-        <w:t>Group-specific vocabulary</w:t>
+        <w:t>Group-specific vocabulary · 17–20</w:t>
       </w:r>
     </w:p>
     <w:p>
       <w:r>
-        <w:t>Complete each gap with the appropriate word or phrase. Where choices are given, select one answer.</w:t>
+        <w:t>17. Choose the expression that best fits the meaning and usage in this context.</w:t>
+        <w:br/>
+        <w:t>We stayed outside after midnight to watch a ___. For almost an hour, bright streaks appeared repeatedly across the sky.</w:t>
+      </w:r>
+    </w:p>
+    <w:p>
+      <w:pPr>
+        <w:spacing w:after="20"/>
+      </w:pPr>
+      <w:r>
+        <w:t>A. aurora</w:t>
+      </w:r>
+    </w:p>
+    <w:p>
+      <w:pPr>
+        <w:spacing w:after="20"/>
+      </w:pPr>
+      <w:r>
+        <w:t>B. eclipse</w:t>
+      </w:r>
+    </w:p>
+    <w:p>
+      <w:pPr>
+        <w:spacing w:after="20"/>
+      </w:pPr>
+      <w:r>
+        <w:t>C. shooting star</w:t>
+      </w:r>
+    </w:p>
+    <w:p>
+      <w:pPr>
+        <w:spacing w:after="20"/>
+      </w:pPr>
+      <w:r>
+        <w:t>D. meteor shower</w:t>
+      </w:r>
+    </w:p>
+    <w:p>
+      <w:pPr>
+        <w:spacing w:after="20"/>
+      </w:pPr>
+      <w:r>
+        <w:t>E. comet</w:t>
       </w:r>
     </w:p>
     <w:p>
       <w:r>
-        <w:t>29. An event in which many shooting stars appear is a ___.</w:t>
+        <w:t>18. Choose the expression that best fits the meaning and usage in this context.</w:t>
+        <w:br/>
+        <w:t>You have your grandmother’s eyes and smile. In those features, you ___ her more than either of your parents.</w:t>
       </w:r>
     </w:p>
     <w:p>
       <w:pPr>
-        <w:spacing w:after="80"/>
+        <w:spacing w:after="20"/>
       </w:pPr>
       <w:r>
-        <w:t>Answer: ______________________________________________________________</w:t>
+        <w:t>A. reflect</w:t>
+      </w:r>
+    </w:p>
+    <w:p>
+      <w:pPr>
+        <w:spacing w:after="20"/>
+      </w:pPr>
+      <w:r>
+        <w:t>B. resemble</w:t>
+      </w:r>
+    </w:p>
+    <w:p>
+      <w:pPr>
+        <w:spacing w:after="20"/>
+      </w:pPr>
+      <w:r>
+        <w:t>C. imitate</w:t>
+      </w:r>
+    </w:p>
+    <w:p>
+      <w:pPr>
+        <w:spacing w:after="20"/>
+      </w:pPr>
+      <w:r>
+        <w:t>D. represent</w:t>
+      </w:r>
+    </w:p>
+    <w:p>
+      <w:pPr>
+        <w:spacing w:after="20"/>
+      </w:pPr>
+      <w:r>
+        <w:t>E. inherit</w:t>
       </w:r>
     </w:p>
     <w:p>
       <w:r>
-        <w:t>30. To look like someone is to ___ them.</w:t>
+        <w:t>19. Choose the expression that best fits the meaning and usage in this context.</w:t>
+        <w:br/>
+        <w:t>The children stayed with ___ while the authorities assessed whether they could return home. The placement did not make those adults their permanent legal parents.</w:t>
       </w:r>
     </w:p>
     <w:p>
       <w:pPr>
-        <w:spacing w:after="80"/>
+        <w:spacing w:after="20"/>
       </w:pPr>
       <w:r>
-        <w:t>Answer: ______________________________________________________________</w:t>
+        <w:t>A. ancestors</w:t>
+      </w:r>
+    </w:p>
+    <w:p>
+      <w:pPr>
+        <w:spacing w:after="20"/>
+      </w:pPr>
+      <w:r>
+        <w:t>B. godparents</w:t>
+      </w:r>
+    </w:p>
+    <w:p>
+      <w:pPr>
+        <w:spacing w:after="20"/>
+      </w:pPr>
+      <w:r>
+        <w:t>C. foster parents</w:t>
+      </w:r>
+    </w:p>
+    <w:p>
+      <w:pPr>
+        <w:spacing w:after="20"/>
+      </w:pPr>
+      <w:r>
+        <w:t>D. adoptive parents</w:t>
+      </w:r>
+    </w:p>
+    <w:p>
+      <w:pPr>
+        <w:spacing w:after="20"/>
+      </w:pPr>
+      <w:r>
+        <w:t>E. biological parents</w:t>
       </w:r>
     </w:p>
     <w:p>
       <w:r>
-        <w:t>31. Adults who temporarily care for a child without adopting them are ___.</w:t>
+        <w:t>20. Choose the expression that best fits the meaning and usage in this context.</w:t>
+        <w:br/>
+        <w:t>Having relatives with the condition may indicate a genetic ___, but lifestyle and environment also affect whether it develops.</w:t>
       </w:r>
     </w:p>
     <w:p>
       <w:pPr>
-        <w:spacing w:after="80"/>
+        <w:spacing w:after="20"/>
       </w:pPr>
       <w:r>
-        <w:t>Answer: ______________________________________________________________</w:t>
+        <w:t>A. symptom</w:t>
       </w:r>
     </w:p>
     <w:p>
+      <w:pPr>
+        <w:spacing w:after="20"/>
+      </w:pPr>
       <w:r>
-        <w:t>32. A natural tendency to develop a trait is a ___.</w:t>
+        <w:t>B. inheritance</w:t>
       </w:r>
     </w:p>
     <w:p>
       <w:pPr>
-        <w:spacing w:after="80"/>
+        <w:spacing w:after="20"/>
       </w:pPr>
       <w:r>
-        <w:t>Answer: ______________________________________________________________</w:t>
+        <w:t>C. immunity</w:t>
       </w:r>
     </w:p>
     <w:p>
+      <w:pPr>
+        <w:spacing w:after="20"/>
+      </w:pPr>
       <w:r>
-        <w:t>33. To judge someone as less capable than they are is to ___ them.</w:t>
+        <w:t>D. diagnosis</w:t>
       </w:r>
     </w:p>
     <w:p>
       <w:pPr>
-        <w:spacing w:after="80"/>
+        <w:spacing w:after="20"/>
       </w:pPr>
       <w:r>
-        <w:t>Answer: ______________________________________________________________</w:t>
-      </w:r>
-    </w:p>
-    <w:p>
-      <w:r>
-        <w:t>34. A hairstyle with a strip of hair down the middle and shaved sides is a ___.</w:t>
-      </w:r>
-    </w:p>
-    <w:p>
-      <w:pPr>
-        <w:spacing w:after="80"/>
-      </w:pPr>
-      <w:r>
-        <w:t>Answer: ______________________________________________________________</w:t>
+        <w:t>E. predisposition</w:t>
       </w:r>
     </w:p>
     <w:p>
@@ -578,342 +991,12 @@
     </w:p>
     <w:p>
       <w:r>
-        <w:t>You may continue on the next page. Approximate word count: __________</w:t>
-      </w:r>
-    </w:p>
-    <w:p>
-      <w:pPr>
-        <w:spacing w:after="80"/>
-      </w:pPr>
-      <w:r>
-        <w:t>________________________________________________________________________</w:t>
-      </w:r>
-    </w:p>
-    <w:p>
-      <w:pPr>
-        <w:spacing w:after="80"/>
-      </w:pPr>
-      <w:r>
-        <w:t>________________________________________________________________________</w:t>
-      </w:r>
-    </w:p>
-    <w:p>
-      <w:pPr>
-        <w:spacing w:after="80"/>
-      </w:pPr>
-      <w:r>
-        <w:t>________________________________________________________________________</w:t>
-      </w:r>
-    </w:p>
-    <w:p>
-      <w:pPr>
-        <w:spacing w:after="80"/>
-      </w:pPr>
-      <w:r>
-        <w:t>________________________________________________________________________</w:t>
-      </w:r>
-    </w:p>
-    <w:p>
-      <w:pPr>
-        <w:spacing w:after="80"/>
-      </w:pPr>
-      <w:r>
-        <w:t>________________________________________________________________________</w:t>
-      </w:r>
-    </w:p>
-    <w:p>
-      <w:pPr>
-        <w:spacing w:after="80"/>
-      </w:pPr>
-      <w:r>
-        <w:t>________________________________________________________________________</w:t>
-      </w:r>
-    </w:p>
-    <w:p>
-      <w:pPr>
-        <w:spacing w:after="80"/>
-      </w:pPr>
-      <w:r>
-        <w:t>________________________________________________________________________</w:t>
-      </w:r>
-    </w:p>
-    <w:p>
-      <w:pPr>
-        <w:spacing w:after="80"/>
-      </w:pPr>
-      <w:r>
-        <w:t>________________________________________________________________________</w:t>
-      </w:r>
-    </w:p>
-    <w:p>
-      <w:pPr>
-        <w:spacing w:after="80"/>
-      </w:pPr>
-      <w:r>
-        <w:t>________________________________________________________________________</w:t>
-      </w:r>
-    </w:p>
-    <w:p>
-      <w:pPr>
-        <w:spacing w:after="80"/>
-      </w:pPr>
-      <w:r>
-        <w:t>________________________________________________________________________</w:t>
-      </w:r>
-    </w:p>
-    <w:p>
-      <w:pPr>
-        <w:spacing w:after="80"/>
-      </w:pPr>
-      <w:r>
-        <w:t>________________________________________________________________________</w:t>
-      </w:r>
-    </w:p>
-    <w:p>
-      <w:pPr>
-        <w:spacing w:after="80"/>
-      </w:pPr>
-      <w:r>
-        <w:t>________________________________________________________________________</w:t>
-      </w:r>
-    </w:p>
-    <w:p>
-      <w:r>
-        <w:br w:type="page"/>
-      </w:r>
-    </w:p>
-    <w:p>
-      <w:pPr>
-        <w:pStyle w:val="Heading1"/>
-      </w:pPr>
-      <w:r>
-        <w:t>Essay · continued</w:t>
-      </w:r>
-    </w:p>
-    <w:p>
-      <w:r>
-        <w:t>Group 214    Name: ______________________________________________</w:t>
-      </w:r>
-    </w:p>
-    <w:p>
-      <w:pPr>
-        <w:spacing w:after="80"/>
-      </w:pPr>
-      <w:r>
-        <w:t>________________________________________________________________________</w:t>
-      </w:r>
-    </w:p>
-    <w:p>
-      <w:pPr>
-        <w:spacing w:after="80"/>
-      </w:pPr>
-      <w:r>
-        <w:t>________________________________________________________________________</w:t>
-      </w:r>
-    </w:p>
-    <w:p>
-      <w:pPr>
-        <w:spacing w:after="80"/>
-      </w:pPr>
-      <w:r>
-        <w:t>________________________________________________________________________</w:t>
-      </w:r>
-    </w:p>
-    <w:p>
-      <w:pPr>
-        <w:spacing w:after="80"/>
-      </w:pPr>
-      <w:r>
-        <w:t>________________________________________________________________________</w:t>
-      </w:r>
-    </w:p>
-    <w:p>
-      <w:pPr>
-        <w:spacing w:after="80"/>
-      </w:pPr>
-      <w:r>
-        <w:t>________________________________________________________________________</w:t>
-      </w:r>
-    </w:p>
-    <w:p>
-      <w:pPr>
-        <w:spacing w:after="80"/>
-      </w:pPr>
-      <w:r>
-        <w:t>________________________________________________________________________</w:t>
-      </w:r>
-    </w:p>
-    <w:p>
-      <w:pPr>
-        <w:spacing w:after="80"/>
-      </w:pPr>
-      <w:r>
-        <w:t>________________________________________________________________________</w:t>
-      </w:r>
-    </w:p>
-    <w:p>
-      <w:pPr>
-        <w:spacing w:after="80"/>
-      </w:pPr>
-      <w:r>
-        <w:t>________________________________________________________________________</w:t>
-      </w:r>
-    </w:p>
-    <w:p>
-      <w:pPr>
-        <w:spacing w:after="80"/>
-      </w:pPr>
-      <w:r>
-        <w:t>________________________________________________________________________</w:t>
-      </w:r>
-    </w:p>
-    <w:p>
-      <w:pPr>
-        <w:spacing w:after="80"/>
-      </w:pPr>
-      <w:r>
-        <w:t>________________________________________________________________________</w:t>
-      </w:r>
-    </w:p>
-    <w:p>
-      <w:pPr>
-        <w:spacing w:after="80"/>
-      </w:pPr>
-      <w:r>
-        <w:t>________________________________________________________________________</w:t>
-      </w:r>
-    </w:p>
-    <w:p>
-      <w:pPr>
-        <w:spacing w:after="80"/>
-      </w:pPr>
-      <w:r>
-        <w:t>________________________________________________________________________</w:t>
-      </w:r>
-    </w:p>
-    <w:p>
-      <w:pPr>
-        <w:spacing w:after="80"/>
-      </w:pPr>
-      <w:r>
-        <w:t>________________________________________________________________________</w:t>
-      </w:r>
-    </w:p>
-    <w:p>
-      <w:pPr>
-        <w:spacing w:after="80"/>
-      </w:pPr>
-      <w:r>
-        <w:t>________________________________________________________________________</w:t>
-      </w:r>
-    </w:p>
-    <w:p>
-      <w:pPr>
-        <w:spacing w:after="80"/>
-      </w:pPr>
-      <w:r>
-        <w:t>________________________________________________________________________</w:t>
-      </w:r>
-    </w:p>
-    <w:p>
-      <w:pPr>
-        <w:spacing w:after="80"/>
-      </w:pPr>
-      <w:r>
-        <w:t>________________________________________________________________________</w:t>
-      </w:r>
-    </w:p>
-    <w:p>
-      <w:pPr>
-        <w:spacing w:after="80"/>
-      </w:pPr>
-      <w:r>
-        <w:t>________________________________________________________________________</w:t>
-      </w:r>
-    </w:p>
-    <w:p>
-      <w:pPr>
-        <w:spacing w:after="80"/>
-      </w:pPr>
-      <w:r>
-        <w:t>________________________________________________________________________</w:t>
-      </w:r>
-    </w:p>
-    <w:p>
-      <w:pPr>
-        <w:spacing w:after="80"/>
-      </w:pPr>
-      <w:r>
-        <w:t>________________________________________________________________________</w:t>
-      </w:r>
-    </w:p>
-    <w:p>
-      <w:pPr>
-        <w:spacing w:after="80"/>
-      </w:pPr>
-      <w:r>
-        <w:t>________________________________________________________________________</w:t>
-      </w:r>
-    </w:p>
-    <w:p>
-      <w:pPr>
-        <w:spacing w:after="80"/>
-      </w:pPr>
-      <w:r>
-        <w:t>________________________________________________________________________</w:t>
-      </w:r>
-    </w:p>
-    <w:p>
-      <w:pPr>
-        <w:spacing w:after="80"/>
-      </w:pPr>
-      <w:r>
-        <w:t>________________________________________________________________________</w:t>
-      </w:r>
-    </w:p>
-    <w:p>
-      <w:pPr>
-        <w:spacing w:after="80"/>
-      </w:pPr>
-      <w:r>
-        <w:t>________________________________________________________________________</w:t>
-      </w:r>
-    </w:p>
-    <w:p>
-      <w:pPr>
-        <w:spacing w:after="80"/>
-      </w:pPr>
-      <w:r>
-        <w:t>________________________________________________________________________</w:t>
-      </w:r>
-    </w:p>
-    <w:p>
-      <w:pPr>
-        <w:spacing w:after="80"/>
-      </w:pPr>
-      <w:r>
-        <w:t>________________________________________________________________________</w:t>
-      </w:r>
-    </w:p>
-    <w:p>
-      <w:pPr>
-        <w:spacing w:after="80"/>
-      </w:pPr>
-      <w:r>
-        <w:t>________________________________________________________________________</w:t>
-      </w:r>
-    </w:p>
-    <w:p>
-      <w:pPr>
-        <w:spacing w:after="80"/>
-      </w:pPr>
-      <w:r>
-        <w:t>________________________________________________________________________</w:t>
+        <w:t>Write your essay on the separate essay sheet. Do not write on this question paper.</w:t>
       </w:r>
     </w:p>
     <w:sectPr>
       <w:pgSz w:w="11906" w:h="16838"/>
-      <w:pgMar w:top="737" w:right="850" w:bottom="737" w:left="850" w:header="720" w:footer="720" w:gutter="0"/>
+      <w:pgMar w:top="737" w:right="907" w:bottom="737" w:left="907" w:header="720" w:footer="720" w:gutter="0"/>
       <w:cols w:space="720"/>
       <w:docGrid w:linePitch="360"/>
     </w:sectPr>
@@ -1289,7 +1372,7 @@
     </w:pPr>
     <w:rPr>
       <w:rFonts w:ascii="Calibri" w:hAnsi="Calibri"/>
-      <w:sz w:val="22"/>
+      <w:sz w:val="21"/>
     </w:rPr>
   </w:style>
   <w:style w:type="paragraph" w:styleId="Header">

--- a/frontend/templates/Revision-Unit-7-Group-214-paper.docx
+++ b/frontend/templates/Revision-Unit-7-Group-214-paper.docx
@@ -30,7 +30,7 @@
     </w:p>
     <w:p>
       <w:r>
-        <w:t>1. Elena discovered that her great-great-grandfather moved abroad in 1820. Which statement describes the discovery accurately?</w:t>
+        <w:t>1. Which sentence uses “ancestor” correctly in meaning and usage?</w:t>
       </w:r>
     </w:p>
     <w:p>
@@ -38,7 +38,7 @@
         <w:spacing w:after="20"/>
       </w:pPr>
       <w:r>
-        <w:t>A. She learned where one of her descendants had lived.</w:t>
+        <w:t>A. Her future great-grandchild is one of her ancestors.</w:t>
       </w:r>
     </w:p>
     <w:p>
@@ -46,7 +46,7 @@
         <w:spacing w:after="20"/>
       </w:pPr>
       <w:r>
-        <w:t>B. She discovered who would inherit her possessions.</w:t>
+        <w:t>B. Every neighbour from her childhood is automatically her ancestor.</w:t>
       </w:r>
     </w:p>
     <w:p>
@@ -54,7 +54,7 @@
         <w:spacing w:after="20"/>
       </w:pPr>
       <w:r>
-        <w:t>C. She discovered her present-day citizenship.</w:t>
+        <w:t>C. Every person with her nationality is automatically her ancestor.</w:t>
       </w:r>
     </w:p>
     <w:p>
@@ -62,7 +62,7 @@
         <w:spacing w:after="20"/>
       </w:pPr>
       <w:r>
-        <w:t>D. She identified the parents who had adopted her.</w:t>
+        <w:t>D. A person who joins the company after her is necessarily her ancestor.</w:t>
       </w:r>
     </w:p>
     <w:p>
@@ -70,7 +70,7 @@
         <w:spacing w:after="20"/>
       </w:pPr>
       <w:r>
-        <w:t>E. She learned where one of her ancestors had lived.</w:t>
+        <w:t>E. Her great-great-grandfather was one of her ancestors.</w:t>
       </w:r>
     </w:p>
     <w:p>
@@ -85,7 +85,7 @@
         <w:spacing w:after="20"/>
       </w:pPr>
       <w:r>
-        <w:t>A. heritage</w:t>
+        <w:t>A. genealogy</w:t>
       </w:r>
     </w:p>
     <w:p>
@@ -101,7 +101,7 @@
         <w:spacing w:after="20"/>
       </w:pPr>
       <w:r>
-        <w:t>C. nationality</w:t>
+        <w:t>C. heritage</w:t>
       </w:r>
     </w:p>
     <w:p>
@@ -117,7 +117,7 @@
         <w:spacing w:after="20"/>
       </w:pPr>
       <w:r>
-        <w:t>E. identity</w:t>
+        <w:t>E. significance</w:t>
       </w:r>
     </w:p>
     <w:p>
@@ -140,7 +140,7 @@
         <w:spacing w:after="20"/>
       </w:pPr>
       <w:r>
-        <w:t>B. archaeology</w:t>
+        <w:t>B. significance</w:t>
       </w:r>
     </w:p>
     <w:p>
@@ -148,7 +148,7 @@
         <w:spacing w:after="20"/>
       </w:pPr>
       <w:r>
-        <w:t>C. genetics</w:t>
+        <w:t>C. ancestry</w:t>
       </w:r>
     </w:p>
     <w:p>
@@ -156,7 +156,7 @@
         <w:spacing w:after="20"/>
       </w:pPr>
       <w:r>
-        <w:t>D. anthropology</w:t>
+        <w:t>D. ethnicity</w:t>
       </w:r>
     </w:p>
     <w:p>
@@ -164,7 +164,7 @@
         <w:spacing w:after="20"/>
       </w:pPr>
       <w:r>
-        <w:t>E. ethnography</w:t>
+        <w:t>E. heritage</w:t>
       </w:r>
     </w:p>
     <w:p>
@@ -179,7 +179,7 @@
         <w:spacing w:after="20"/>
       </w:pPr>
       <w:r>
-        <w:t>A. residence</w:t>
+        <w:t>A. genealogy</w:t>
       </w:r>
     </w:p>
     <w:p>
@@ -187,7 +187,7 @@
         <w:spacing w:after="20"/>
       </w:pPr>
       <w:r>
-        <w:t>B. nationality</w:t>
+        <w:t>B. friction</w:t>
       </w:r>
     </w:p>
     <w:p>
@@ -203,7 +203,7 @@
         <w:spacing w:after="20"/>
       </w:pPr>
       <w:r>
-        <w:t>D. ancestry</w:t>
+        <w:t>D. heritage</w:t>
       </w:r>
     </w:p>
     <w:p>
@@ -211,7 +211,7 @@
         <w:spacing w:after="20"/>
       </w:pPr>
       <w:r>
-        <w:t>E. citizenship</w:t>
+        <w:t>E. significance</w:t>
       </w:r>
     </w:p>
     <w:p>
@@ -234,7 +234,7 @@
         <w:spacing w:after="20"/>
       </w:pPr>
       <w:r>
-        <w:t>B. ancestry</w:t>
+        <w:t>B. friction</w:t>
       </w:r>
     </w:p>
     <w:p>
@@ -242,7 +242,7 @@
         <w:spacing w:after="20"/>
       </w:pPr>
       <w:r>
-        <w:t>C. genealogy</w:t>
+        <w:t>C. ancestry</w:t>
       </w:r>
     </w:p>
     <w:p>
@@ -250,7 +250,7 @@
         <w:spacing w:after="20"/>
       </w:pPr>
       <w:r>
-        <w:t>D. nationality</w:t>
+        <w:t>D. genealogy</w:t>
       </w:r>
     </w:p>
     <w:p>
@@ -263,9 +263,7 @@
     </w:p>
     <w:p>
       <w:r>
-        <w:t>6. Choose the expression that best fits the meaning and usage in this context.</w:t>
-        <w:br/>
-        <w:t>After the court completed the legal process, the couple became the child’s ___ parents, with permanent parental rights and responsibilities.</w:t>
+        <w:t>6. Which sentence uses “adoptive” correctly in meaning and usage?</w:t>
       </w:r>
     </w:p>
     <w:p>
@@ -273,7 +271,7 @@
         <w:spacing w:after="20"/>
       </w:pPr>
       <w:r>
-        <w:t>A. adoptive</w:t>
+        <w:t>A. The court made them the child’s adoptive parents, with permanent parental rights.</w:t>
       </w:r>
     </w:p>
     <w:p>
@@ -281,7 +279,7 @@
         <w:spacing w:after="20"/>
       </w:pPr>
       <w:r>
-        <w:t>B. surrogate</w:t>
+        <w:t>B. All biological parents are adoptive parents simply because they raise their children.</w:t>
       </w:r>
     </w:p>
     <w:p>
@@ -289,7 +287,7 @@
         <w:spacing w:after="20"/>
       </w:pPr>
       <w:r>
-        <w:t>C. biological</w:t>
+        <w:t>C. Any teacher becomes an adoptive parent by teaching a child.</w:t>
       </w:r>
     </w:p>
     <w:p>
@@ -297,7 +295,7 @@
         <w:spacing w:after="20"/>
       </w:pPr>
       <w:r>
-        <w:t>D. prospective</w:t>
+        <w:t>D. The court called them adoptive parents solely because they cared for the child temporarily.</w:t>
       </w:r>
     </w:p>
     <w:p>
@@ -305,14 +303,12 @@
         <w:spacing w:after="20"/>
       </w:pPr>
       <w:r>
-        <w:t>E. foster</w:t>
+        <w:t>E. A family friend becomes an adoptive parent by visiting the child.</w:t>
       </w:r>
     </w:p>
     <w:p>
       <w:r>
-        <w:t>7. Choose the expression that best fits the meaning and usage in this context.</w:t>
-        <w:br/>
-        <w:t>When the speaker described feeling caught between two cultures, many listeners recognised their own experience. Her account struck a ___ with them.</w:t>
+        <w:t>7. Which expression is natural in English?</w:t>
       </w:r>
     </w:p>
     <w:p>
@@ -320,7 +316,7 @@
         <w:spacing w:after="20"/>
       </w:pPr>
       <w:r>
-        <w:t>A. note</w:t>
+        <w:t>A. struck a chord to</w:t>
       </w:r>
     </w:p>
     <w:p>
@@ -328,7 +324,7 @@
         <w:spacing w:after="20"/>
       </w:pPr>
       <w:r>
-        <w:t>B. harmony</w:t>
+        <w:t>B. struck a chord on</w:t>
       </w:r>
     </w:p>
     <w:p>
@@ -336,7 +332,7 @@
         <w:spacing w:after="20"/>
       </w:pPr>
       <w:r>
-        <w:t>C. chord</w:t>
+        <w:t>C. struck a chord with</w:t>
       </w:r>
     </w:p>
     <w:p>
@@ -344,7 +340,7 @@
         <w:spacing w:after="20"/>
       </w:pPr>
       <w:r>
-        <w:t>D. tone</w:t>
+        <w:t>D. struck a chord for</w:t>
       </w:r>
     </w:p>
     <w:p>
@@ -352,14 +348,12 @@
         <w:spacing w:after="20"/>
       </w:pPr>
       <w:r>
-        <w:t>E. rhythm</w:t>
+        <w:t>E. struck a chord at</w:t>
       </w:r>
     </w:p>
     <w:p>
       <w:r>
-        <w:t>8. Choose the expression that best fits the meaning and usage in this context.</w:t>
-        <w:br/>
-        <w:t>At the ceremony, the younger members paid ___ to the elders who had preserved the language and taught it to others.</w:t>
+        <w:t>8. Which expression is natural in English?</w:t>
       </w:r>
     </w:p>
     <w:p>
@@ -367,7 +361,7 @@
         <w:spacing w:after="20"/>
       </w:pPr>
       <w:r>
-        <w:t>A. homage</w:t>
+        <w:t>A. paid tribute at</w:t>
       </w:r>
     </w:p>
     <w:p>
@@ -375,7 +369,7 @@
         <w:spacing w:after="20"/>
       </w:pPr>
       <w:r>
-        <w:t>B. attention</w:t>
+        <w:t>B. paid tribute with</w:t>
       </w:r>
     </w:p>
     <w:p>
@@ -383,7 +377,7 @@
         <w:spacing w:after="20"/>
       </w:pPr>
       <w:r>
-        <w:t>C. honour</w:t>
+        <w:t>C. paid tribute of</w:t>
       </w:r>
     </w:p>
     <w:p>
@@ -391,7 +385,7 @@
         <w:spacing w:after="20"/>
       </w:pPr>
       <w:r>
-        <w:t>D. tribute</w:t>
+        <w:t>D. paid tribute to</w:t>
       </w:r>
     </w:p>
     <w:p>
@@ -399,7 +393,7 @@
         <w:spacing w:after="20"/>
       </w:pPr>
       <w:r>
-        <w:t>E. respect</w:t>
+        <w:t>E. paid tribute on</w:t>
       </w:r>
     </w:p>
     <w:p>
@@ -417,7 +411,7 @@
     </w:p>
     <w:p>
       <w:r>
-        <w:t>9. Choose the correct completion: Not until the documents arrived ___ that the family story was inaccurate.</w:t>
+        <w:t>9. Complete the whole gap using SEE: Never ___ such a detailed family tree. (experience up to now)</w:t>
       </w:r>
     </w:p>
     <w:p>
@@ -425,7 +419,7 @@
         <w:spacing w:after="20"/>
       </w:pPr>
       <w:r>
-        <w:t>A. did she realise</w:t>
+        <w:t>A. have I seen</w:t>
       </w:r>
     </w:p>
     <w:p>
@@ -433,7 +427,7 @@
         <w:spacing w:after="20"/>
       </w:pPr>
       <w:r>
-        <w:t>B. she realised</w:t>
+        <w:t>B. I have seen</w:t>
       </w:r>
     </w:p>
     <w:p>
@@ -441,7 +435,7 @@
         <w:spacing w:after="20"/>
       </w:pPr>
       <w:r>
-        <w:t>C. had she realise</w:t>
+        <w:t>C. have I saw</w:t>
       </w:r>
     </w:p>
     <w:p>
@@ -449,7 +443,7 @@
         <w:spacing w:after="20"/>
       </w:pPr>
       <w:r>
-        <w:t>D. she did realise</w:t>
+        <w:t>D. did I seen</w:t>
       </w:r>
     </w:p>
     <w:p>
@@ -457,12 +451,12 @@
         <w:spacing w:after="20"/>
       </w:pPr>
       <w:r>
-        <w:t>E. did she realised</w:t>
+        <w:t>E. had I see</w:t>
       </w:r>
     </w:p>
     <w:p>
       <w:r>
-        <w:t>10. Choose the correct completion: Never before ___ so many details about his ancestry.</w:t>
+        <w:t>10. Complete the whole gap using REALISE: Only after the ceremony ___ its significance. (past simple)</w:t>
       </w:r>
     </w:p>
     <w:p>
@@ -470,7 +464,7 @@
         <w:spacing w:after="20"/>
       </w:pPr>
       <w:r>
-        <w:t>A. did he discovered</w:t>
+        <w:t>A. did we realised</w:t>
       </w:r>
     </w:p>
     <w:p>
@@ -478,7 +472,7 @@
         <w:spacing w:after="20"/>
       </w:pPr>
       <w:r>
-        <w:t>B. he did discover</w:t>
+        <w:t>B. had we realise</w:t>
       </w:r>
     </w:p>
     <w:p>
@@ -486,7 +480,7 @@
         <w:spacing w:after="20"/>
       </w:pPr>
       <w:r>
-        <w:t>C. had discovered he</w:t>
+        <w:t>C. were we realise</w:t>
       </w:r>
     </w:p>
     <w:p>
@@ -494,7 +488,7 @@
         <w:spacing w:after="20"/>
       </w:pPr>
       <w:r>
-        <w:t>D. had he discovered</w:t>
+        <w:t>D. did we realise</w:t>
       </w:r>
     </w:p>
     <w:p>
@@ -502,12 +496,12 @@
         <w:spacing w:after="20"/>
       </w:pPr>
       <w:r>
-        <w:t>E. he had discovered</w:t>
+        <w:t>E. we realised</w:t>
       </w:r>
     </w:p>
     <w:p>
       <w:r>
-        <w:t>11. Choose the correctly inverted sentence.</w:t>
+        <w:t>11. Complete the whole gap using DISCOVER: Not until the records arrived ___ the missing branch of her family tree. (past simple)</w:t>
       </w:r>
     </w:p>
     <w:p>
@@ -515,7 +509,7 @@
         <w:spacing w:after="20"/>
       </w:pPr>
       <w:r>
-        <w:t>A. Only after the ceremony we understood its significance.</w:t>
+        <w:t>A. she discovered</w:t>
       </w:r>
     </w:p>
     <w:p>
@@ -523,7 +517,7 @@
         <w:spacing w:after="20"/>
       </w:pPr>
       <w:r>
-        <w:t>B. Only after the ceremony understood we its significance.</w:t>
+        <w:t>B. was she discovered</w:t>
       </w:r>
     </w:p>
     <w:p>
@@ -531,7 +525,7 @@
         <w:spacing w:after="20"/>
       </w:pPr>
       <w:r>
-        <w:t>C. Only after the ceremony did we understood its significance.</w:t>
+        <w:t>C. did she discovered</w:t>
       </w:r>
     </w:p>
     <w:p>
@@ -539,7 +533,7 @@
         <w:spacing w:after="20"/>
       </w:pPr>
       <w:r>
-        <w:t>D. Only after the ceremony did we understand its significance.</w:t>
+        <w:t>D. did she discover</w:t>
       </w:r>
     </w:p>
     <w:p>
@@ -547,12 +541,12 @@
         <w:spacing w:after="20"/>
       </w:pPr>
       <w:r>
-        <w:t>E. Only after the ceremony had we understand its significance.</w:t>
+        <w:t>E. had she discover</w:t>
       </w:r>
     </w:p>
     <w:p>
       <w:r>
-        <w:t>12. Choose the correct completion: Not only ___ the old custom, but it also made it accessible to newcomers.</w:t>
+        <w:t>12. Complete the whole gap using SPEAK: Rarely ___ about his childhood nowadays. (present simple)</w:t>
       </w:r>
     </w:p>
     <w:p>
@@ -560,7 +554,7 @@
         <w:spacing w:after="20"/>
       </w:pPr>
       <w:r>
-        <w:t>A. did the festival preserve</w:t>
+        <w:t>A. does he speak</w:t>
       </w:r>
     </w:p>
     <w:p>
@@ -568,7 +562,7 @@
         <w:spacing w:after="20"/>
       </w:pPr>
       <w:r>
-        <w:t>B. had the festival preserve</w:t>
+        <w:t>B. is he speak</w:t>
       </w:r>
     </w:p>
     <w:p>
@@ -576,7 +570,7 @@
         <w:spacing w:after="20"/>
       </w:pPr>
       <w:r>
-        <w:t>C. preserved the festival</w:t>
+        <w:t>C. did he spoke</w:t>
       </w:r>
     </w:p>
     <w:p>
@@ -584,7 +578,7 @@
         <w:spacing w:after="20"/>
       </w:pPr>
       <w:r>
-        <w:t>D. the festival preserved</w:t>
+        <w:t>D. he speaks</w:t>
       </w:r>
     </w:p>
     <w:p>
@@ -592,12 +586,12 @@
         <w:spacing w:after="20"/>
       </w:pPr>
       <w:r>
-        <w:t>E. did the festival preserved</w:t>
+        <w:t>E. does he speaks</w:t>
       </w:r>
     </w:p>
     <w:p>
       <w:r>
-        <w:t>13. Choose the correct completion: Little ___ at the time how important those records would become.</w:t>
+        <w:t>13. Complete the whole gap using BE: Under no circumstances ___ allowed to share the records. (present simple)</w:t>
       </w:r>
     </w:p>
     <w:p>
@@ -605,7 +599,7 @@
         <w:spacing w:after="20"/>
       </w:pPr>
       <w:r>
-        <w:t>A. they knew</w:t>
+        <w:t>A. you are</w:t>
       </w:r>
     </w:p>
     <w:p>
@@ -613,7 +607,7 @@
         <w:spacing w:after="20"/>
       </w:pPr>
       <w:r>
-        <w:t>B. had they knew</w:t>
+        <w:t>B. do you be</w:t>
       </w:r>
     </w:p>
     <w:p>
@@ -621,7 +615,7 @@
         <w:spacing w:after="20"/>
       </w:pPr>
       <w:r>
-        <w:t>C. did they know</w:t>
+        <w:t>C. are you</w:t>
       </w:r>
     </w:p>
     <w:p>
@@ -629,7 +623,7 @@
         <w:spacing w:after="20"/>
       </w:pPr>
       <w:r>
-        <w:t>D. they did knew</w:t>
+        <w:t>D. does you be</w:t>
       </w:r>
     </w:p>
     <w:p>
@@ -637,12 +631,12 @@
         <w:spacing w:after="20"/>
       </w:pPr>
       <w:r>
-        <w:t>E. did they knew</w:t>
+        <w:t>E. are you be</w:t>
       </w:r>
     </w:p>
     <w:p>
       <w:r>
-        <w:t>14. Choose the correct completion: Under no circumstances ___ without explicit permission.</w:t>
+        <w:t>14. Complete the whole gap using KNOW: Little ___ at the time how much would change. (past simple)</w:t>
       </w:r>
     </w:p>
     <w:p>
@@ -650,7 +644,7 @@
         <w:spacing w:after="20"/>
       </w:pPr>
       <w:r>
-        <w:t>A. should the records shared</w:t>
+        <w:t>A. had they know</w:t>
       </w:r>
     </w:p>
     <w:p>
@@ -658,7 +652,7 @@
         <w:spacing w:after="20"/>
       </w:pPr>
       <w:r>
-        <w:t>B. should be the records shared</w:t>
+        <w:t>B. did they knew</w:t>
       </w:r>
     </w:p>
     <w:p>
@@ -666,7 +660,7 @@
         <w:spacing w:after="20"/>
       </w:pPr>
       <w:r>
-        <w:t>C. the records should be shared</w:t>
+        <w:t>C. they knew</w:t>
       </w:r>
     </w:p>
     <w:p>
@@ -674,7 +668,7 @@
         <w:spacing w:after="20"/>
       </w:pPr>
       <w:r>
-        <w:t>D. the records should share</w:t>
+        <w:t>D. were they know</w:t>
       </w:r>
     </w:p>
     <w:p>
@@ -682,12 +676,12 @@
         <w:spacing w:after="20"/>
       </w:pPr>
       <w:r>
-        <w:t>E. should the records be shared</w:t>
+        <w:t>E. did they know</w:t>
       </w:r>
     </w:p>
     <w:p>
       <w:r>
-        <w:t>15. Use full subject–verb inversion after the fronted place phrase: At the far end of the village ___.</w:t>
+        <w:t>15. Keep the meaning and present simple: An old church stands at the end of the road. At the end of the road ___.</w:t>
       </w:r>
     </w:p>
     <w:p>
@@ -695,7 +689,7 @@
         <w:spacing w:after="20"/>
       </w:pPr>
       <w:r>
-        <w:t>A. stood it an ancient shrine</w:t>
+        <w:t>A. an old church stand</w:t>
       </w:r>
     </w:p>
     <w:p>
@@ -703,7 +697,7 @@
         <w:spacing w:after="20"/>
       </w:pPr>
       <w:r>
-        <w:t>B. stood an ancient shrine</w:t>
+        <w:t>B. stands an old church</w:t>
       </w:r>
     </w:p>
     <w:p>
@@ -711,7 +705,7 @@
         <w:spacing w:after="20"/>
       </w:pPr>
       <w:r>
-        <w:t>C. an ancient shrine did stood</w:t>
+        <w:t>C. standing an old church</w:t>
       </w:r>
     </w:p>
     <w:p>
@@ -719,7 +713,7 @@
         <w:spacing w:after="20"/>
       </w:pPr>
       <w:r>
-        <w:t>D. an ancient shrine stood</w:t>
+        <w:t>D. stand an old church</w:t>
       </w:r>
     </w:p>
     <w:p>
@@ -727,12 +721,12 @@
         <w:spacing w:after="20"/>
       </w:pPr>
       <w:r>
-        <w:t>E. did stood an ancient shrine</w:t>
+        <w:t>E. did stands an old church</w:t>
       </w:r>
     </w:p>
     <w:p>
       <w:r>
-        <w:t>16. Choose the correct completion with a pronoun subject: Into the courtyard ___.</w:t>
+        <w:t>16. Keep the meaning and pronoun: She ran into the courtyard. Into the courtyard ___.</w:t>
       </w:r>
     </w:p>
     <w:p>
@@ -756,7 +750,7 @@
         <w:spacing w:after="20"/>
       </w:pPr>
       <w:r>
-        <w:t>C. ran did she</w:t>
+        <w:t>C. had she ran</w:t>
       </w:r>
     </w:p>
     <w:p>
@@ -772,7 +766,7 @@
         <w:spacing w:after="20"/>
       </w:pPr>
       <w:r>
-        <w:t>E. had ran she</w:t>
+        <w:t>E. she run</w:t>
       </w:r>
     </w:p>
     <w:p>
@@ -790,9 +784,7 @@
     </w:p>
     <w:p>
       <w:r>
-        <w:t>17. Choose the expression that best fits the meaning and usage in this context.</w:t>
-        <w:br/>
-        <w:t>We stayed outside after midnight to watch a ___. For almost an hour, bright streaks appeared repeatedly across the sky.</w:t>
+        <w:t>17. Which sentence uses “meteor shower” correctly in meaning and usage?</w:t>
       </w:r>
     </w:p>
     <w:p>
@@ -800,7 +792,7 @@
         <w:spacing w:after="20"/>
       </w:pPr>
       <w:r>
-        <w:t>A. aurora</w:t>
+        <w:t>A. We watched a meteor shower as coloured bands of aurora moved across the sky.</w:t>
       </w:r>
     </w:p>
     <w:p>
@@ -808,7 +800,7 @@
         <w:spacing w:after="20"/>
       </w:pPr>
       <w:r>
-        <w:t>B. eclipse</w:t>
+        <w:t>B. We watched a meteor shower as rain fell from ordinary clouds.</w:t>
       </w:r>
     </w:p>
     <w:p>
@@ -816,7 +808,7 @@
         <w:spacing w:after="20"/>
       </w:pPr>
       <w:r>
-        <w:t>C. shooting star</w:t>
+        <w:t>C. We watched a meteor shower as one comet stayed visible for several weeks.</w:t>
       </w:r>
     </w:p>
     <w:p>
@@ -824,7 +816,7 @@
         <w:spacing w:after="20"/>
       </w:pPr>
       <w:r>
-        <w:t>D. meteor shower</w:t>
+        <w:t>D. We watched a meteor shower as many bright streaks crossed the sky.</w:t>
       </w:r>
     </w:p>
     <w:p>
@@ -832,14 +824,12 @@
         <w:spacing w:after="20"/>
       </w:pPr>
       <w:r>
-        <w:t>E. comet</w:t>
+        <w:t>E. We watched a meteor shower as the Moon temporarily covered the Sun.</w:t>
       </w:r>
     </w:p>
     <w:p>
       <w:r>
-        <w:t>18. Choose the expression that best fits the meaning and usage in this context.</w:t>
-        <w:br/>
-        <w:t>You have your grandmother’s eyes and smile. In those features, you ___ her more than either of your parents.</w:t>
+        <w:t>18. Which sentence uses “resemble” correctly in meaning and usage?</w:t>
       </w:r>
     </w:p>
     <w:p>
@@ -847,7 +837,7 @@
         <w:spacing w:after="20"/>
       </w:pPr>
       <w:r>
-        <w:t>A. reflect</w:t>
+        <w:t>A. She resembles with her grandmother in her eyes and smile.</w:t>
       </w:r>
     </w:p>
     <w:p>
@@ -855,7 +845,7 @@
         <w:spacing w:after="20"/>
       </w:pPr>
       <w:r>
-        <w:t>B. resemble</w:t>
+        <w:t>B. She resembles her grandmother in her eyes and smile.</w:t>
       </w:r>
     </w:p>
     <w:p>
@@ -863,7 +853,7 @@
         <w:spacing w:after="20"/>
       </w:pPr>
       <w:r>
-        <w:t>C. imitate</w:t>
+        <w:t>C. She resembles to her grandmother in her eyes and smile.</w:t>
       </w:r>
     </w:p>
     <w:p>
@@ -871,7 +861,7 @@
         <w:spacing w:after="20"/>
       </w:pPr>
       <w:r>
-        <w:t>D. represent</w:t>
+        <w:t>D. She resembles at her grandmother in her eyes and smile.</w:t>
       </w:r>
     </w:p>
     <w:p>
@@ -879,14 +869,12 @@
         <w:spacing w:after="20"/>
       </w:pPr>
       <w:r>
-        <w:t>E. inherit</w:t>
+        <w:t>E. She resembles of her grandmother in her eyes and smile.</w:t>
       </w:r>
     </w:p>
     <w:p>
       <w:r>
-        <w:t>19. Choose the expression that best fits the meaning and usage in this context.</w:t>
-        <w:br/>
-        <w:t>The children stayed with ___ while the authorities assessed whether they could return home. The placement did not make those adults their permanent legal parents.</w:t>
+        <w:t>19. Which sentence uses “foster parents” correctly in meaning and usage?</w:t>
       </w:r>
     </w:p>
     <w:p>
@@ -894,7 +882,7 @@
         <w:spacing w:after="20"/>
       </w:pPr>
       <w:r>
-        <w:t>A. ancestors</w:t>
+        <w:t>A. The foster parents became biological parents by caring for the children.</w:t>
       </w:r>
     </w:p>
     <w:p>
@@ -902,7 +890,7 @@
         <w:spacing w:after="20"/>
       </w:pPr>
       <w:r>
-        <w:t>B. godparents</w:t>
+        <w:t>B. Foster parents are the children’s ancestors from several generations ago.</w:t>
       </w:r>
     </w:p>
     <w:p>
@@ -910,7 +898,7 @@
         <w:spacing w:after="20"/>
       </w:pPr>
       <w:r>
-        <w:t>C. foster parents</w:t>
+        <w:t>C. The foster parents cared for the children temporarily without adopting them.</w:t>
       </w:r>
     </w:p>
     <w:p>
@@ -918,7 +906,7 @@
         <w:spacing w:after="20"/>
       </w:pPr>
       <w:r>
-        <w:t>D. adoptive parents</w:t>
+        <w:t>D. All foster parents permanently adopt every child they care for.</w:t>
       </w:r>
     </w:p>
     <w:p>
@@ -926,14 +914,12 @@
         <w:spacing w:after="20"/>
       </w:pPr>
       <w:r>
-        <w:t>E. biological parents</w:t>
+        <w:t>E. Foster parents are automatically the godparents chosen at baptism.</w:t>
       </w:r>
     </w:p>
     <w:p>
       <w:r>
-        <w:t>20. Choose the expression that best fits the meaning and usage in this context.</w:t>
-        <w:br/>
-        <w:t>Having relatives with the condition may indicate a genetic ___, but lifestyle and environment also affect whether it develops.</w:t>
+        <w:t>20. Which sentence uses “predisposition” correctly in meaning and usage?</w:t>
       </w:r>
     </w:p>
     <w:p>
@@ -941,7 +927,7 @@
         <w:spacing w:after="20"/>
       </w:pPr>
       <w:r>
-        <w:t>A. symptom</w:t>
+        <w:t>A. A genetic predisposition means the condition has already been clinically diagnosed.</w:t>
       </w:r>
     </w:p>
     <w:p>
@@ -949,7 +935,7 @@
         <w:spacing w:after="20"/>
       </w:pPr>
       <w:r>
-        <w:t>B. inheritance</w:t>
+        <w:t>B. A genetic predisposition means no environmental factor can matter.</w:t>
       </w:r>
     </w:p>
     <w:p>
@@ -957,7 +943,7 @@
         <w:spacing w:after="20"/>
       </w:pPr>
       <w:r>
-        <w:t>C. immunity</w:t>
+        <w:t>C. A genetic predisposition means the person is immune to the condition.</w:t>
       </w:r>
     </w:p>
     <w:p>
@@ -965,7 +951,7 @@
         <w:spacing w:after="20"/>
       </w:pPr>
       <w:r>
-        <w:t>D. diagnosis</w:t>
+        <w:t>D. A genetic predisposition means the condition is certain to develop.</w:t>
       </w:r>
     </w:p>
     <w:p>
@@ -973,7 +959,7 @@
         <w:spacing w:after="20"/>
       </w:pPr>
       <w:r>
-        <w:t>E. predisposition</w:t>
+        <w:t>E. A genetic predisposition increases the likelihood of a condition but does not make it inevitable.</w:t>
       </w:r>
     </w:p>
     <w:p>

--- a/frontend/templates/Revision-Unit-7-Group-214-paper.docx
+++ b/frontend/templates/Revision-Unit-7-Group-214-paper.docx
@@ -2,6 +2,47 @@
 <file path=word/document.xml><?xml version="1.0" encoding="utf-8"?>
 <w:document xmlns:wpc="http://schemas.microsoft.com/office/word/2010/wordprocessingCanvas" xmlns:mo="http://schemas.microsoft.com/office/mac/office/2008/main" xmlns:mc="http://schemas.openxmlformats.org/markup-compatibility/2006" xmlns:mv="urn:schemas-microsoft-com:mac:vml" xmlns:o="urn:schemas-microsoft-com:office:office" xmlns:r="http://schemas.openxmlformats.org/officeDocument/2006/relationships" xmlns:m="http://schemas.openxmlformats.org/officeDocument/2006/math" xmlns:v="urn:schemas-microsoft-com:vml" xmlns:wp14="http://schemas.microsoft.com/office/word/2010/wordprocessingDrawing" xmlns:wp="http://schemas.openxmlformats.org/drawingml/2006/wordprocessingDrawing" xmlns:w10="urn:schemas-microsoft-com:office:word" xmlns:w="http://schemas.openxmlformats.org/wordprocessingml/2006/main" xmlns:w14="http://schemas.microsoft.com/office/word/2010/wordml" xmlns:wpg="http://schemas.microsoft.com/office/word/2010/wordprocessingGroup" xmlns:wpi="http://schemas.microsoft.com/office/word/2010/wordprocessingInk" xmlns:wne="http://schemas.microsoft.com/office/word/2006/wordml" xmlns:wps="http://schemas.microsoft.com/office/word/2010/wordprocessingShape" mc:Ignorable="w14 wp14">
   <w:body>
+    <w:p>
+      <w:r>
+        <w:rPr>
+          <w:b/>
+          <w:sz w:val="20"/>
+        </w:rPr>
+        <w:t>Research participation · choose ONE option before starting</w:t>
+      </w:r>
+    </w:p>
+    <w:p>
+      <w:r>
+        <w:rPr>
+          <w:sz w:val="20"/>
+        </w:rPr>
+        <w:t>Name: __________________________   Group: ______   Date: __________</w:t>
+      </w:r>
+    </w:p>
+    <w:p>
+      <w:r>
+        <w:rPr>
+          <w:sz w:val="20"/>
+        </w:rPr>
+        <w:t>Your answers, scores and essay may be analysed for vocabulary-learning research. Participation is voluntary. Taking the test without participating does not affect your grade. Your name is used for teacher assessment; research reporting will not identify you. You may ask your teacher to withdraw your research data before anonymisation.</w:t>
+      </w:r>
+    </w:p>
+    <w:p>
+      <w:r>
+        <w:rPr>
+          <w:sz w:val="20"/>
+        </w:rPr>
+        <w:t>[ ] I agree to participate in the research.</w:t>
+      </w:r>
+    </w:p>
+    <w:p>
+      <w:r>
+        <w:rPr>
+          <w:sz w:val="20"/>
+        </w:rPr>
+        <w:t>[ ] I want to take the test without participating in the research.</w:t>
+      </w:r>
+    </w:p>
     <w:p>
       <w:pPr>
         <w:pStyle w:val="Title"/>
@@ -17,7 +58,7 @@
     </w:p>
     <w:p>
       <w:r>
-        <w:t>For questions 1–20, choose ONE best answer and shade A, B, C, D or E on the separate ZipGrade answer sheet. Do not write MCQ answers on this question paper. Check the question numbers carefully. Fill in your name and group (Period). Select Version A if using that field. Write the essay on the separate double-sided essay sheet. Record your research participation choice on that sheet.</w:t>
+        <w:t>For questions 1–20, choose ONE best answer and shade A, B, C, D or E on the separate ZipGrade answer sheet. Do not write MCQ answers on this question paper. Check the question numbers carefully. Fill in your name and group (Period). Select Version A if using that field. Write the essay on the separate double-sided essay sheet. Mark your research participation choice before starting the test.</w:t>
       </w:r>
     </w:p>
     <w:p>
@@ -977,7 +1018,7 @@
     </w:p>
     <w:p>
       <w:r>
-        <w:t>Write your essay on the separate essay sheet. Do not write on this question paper.</w:t>
+        <w:t>Write your essay on the separate essay sheet. Only the research participation box may be filled in on this question paper; use ZipGrade for answers 1–20.</w:t>
       </w:r>
     </w:p>
     <w:sectPr>

--- a/frontend/templates/Revision-Unit-7-Group-214-paper.docx
+++ b/frontend/templates/Revision-Unit-7-Group-214-paper.docx
@@ -1013,7 +1013,27 @@
     </w:p>
     <w:p>
       <w:r>
-        <w:t>Write an essay of about 250 words: Our roots influence us, but they do not define us. To what extent do you agree? Discuss the roles of upbringing, inherited background and personal choice. Consider a contrasting perspective and reach a reasoned conclusion. You may use general or invented examples; personal family disclosure is not required. Do not copy task sentences or the reading preview.</w:t>
+        <w:t>Choose ONE topic. Write about 250 words (recommended range: 225–275). Consider both perspectives, support your ideas with examples and give a reasoned conclusion. Use your own words. Do not use AI or copy task sentences or the reading preview. General or invented examples are welcome; personal disclosure is not required.</w:t>
+      </w:r>
+    </w:p>
+    <w:p>
+      <w:r>
+        <w:t>1. Our roots influence who we are, but they should not determine who we become. To what extent do you agree?</w:t>
+      </w:r>
+    </w:p>
+    <w:p>
+      <w:r>
+        <w:t>2. The benefits of DNA ancestry testing outweigh the risks to personal privacy. Discuss both perspectives.</w:t>
+      </w:r>
+    </w:p>
+    <w:p>
+      <w:r>
+        <w:t>3. Traditions must change in order to survive. To what extent do you agree?</w:t>
+      </w:r>
+    </w:p>
+    <w:p>
+      <w:r>
+        <w:t>4. A sense of belonging depends more on shared experiences than on biological ancestry. Discuss both perspectives.</w:t>
       </w:r>
     </w:p>
     <w:p>

--- a/frontend/templates/Revision-Unit-7-Group-214-paper.docx
+++ b/frontend/templates/Revision-Unit-7-Group-214-paper.docx
@@ -349,7 +349,7 @@
     </w:p>
     <w:p>
       <w:r>
-        <w:t>7. Which expression is natural in English?</w:t>
+        <w:t>7. A speaker describes how lonely she felt after moving abroad. Several listeners recognise the same feelings from their own lives and are emotionally moved by the story. Her story ___.</w:t>
       </w:r>
     </w:p>
     <w:p>
@@ -357,7 +357,7 @@
         <w:spacing w:after="20"/>
       </w:pPr>
       <w:r>
-        <w:t>A. struck a chord to</w:t>
+        <w:t>A. forged a new path for them</w:t>
       </w:r>
     </w:p>
     <w:p>
@@ -365,7 +365,7 @@
         <w:spacing w:after="20"/>
       </w:pPr>
       <w:r>
-        <w:t>B. struck a chord on</w:t>
+        <w:t>B. paid tribute to them</w:t>
       </w:r>
     </w:p>
     <w:p>
@@ -373,7 +373,7 @@
         <w:spacing w:after="20"/>
       </w:pPr>
       <w:r>
-        <w:t>C. struck a chord with</w:t>
+        <w:t>C. struck a chord with them</w:t>
       </w:r>
     </w:p>
     <w:p>
@@ -381,7 +381,7 @@
         <w:spacing w:after="20"/>
       </w:pPr>
       <w:r>
-        <w:t>D. struck a chord for</w:t>
+        <w:t>D. marked a special occasion</w:t>
       </w:r>
     </w:p>
     <w:p>
@@ -389,7 +389,7 @@
         <w:spacing w:after="20"/>
       </w:pPr>
       <w:r>
-        <w:t>E. struck a chord at</w:t>
+        <w:t>E. kept their traditions alive</w:t>
       </w:r>
     </w:p>
     <w:p>

--- a/frontend/templates/Revision-Unit-7-Group-214-paper.docx
+++ b/frontend/templates/Revision-Unit-7-Group-214-paper.docx
@@ -3,42 +3,72 @@
 <w:document xmlns:wpc="http://schemas.microsoft.com/office/word/2010/wordprocessingCanvas" xmlns:mo="http://schemas.microsoft.com/office/mac/office/2008/main" xmlns:mc="http://schemas.openxmlformats.org/markup-compatibility/2006" xmlns:mv="urn:schemas-microsoft-com:mac:vml" xmlns:o="urn:schemas-microsoft-com:office:office" xmlns:r="http://schemas.openxmlformats.org/officeDocument/2006/relationships" xmlns:m="http://schemas.openxmlformats.org/officeDocument/2006/math" xmlns:v="urn:schemas-microsoft-com:vml" xmlns:wp14="http://schemas.microsoft.com/office/word/2010/wordprocessingDrawing" xmlns:wp="http://schemas.openxmlformats.org/drawingml/2006/wordprocessingDrawing" xmlns:w10="urn:schemas-microsoft-com:office:word" xmlns:w="http://schemas.openxmlformats.org/wordprocessingml/2006/main" xmlns:w14="http://schemas.microsoft.com/office/word/2010/wordml" xmlns:wpg="http://schemas.microsoft.com/office/word/2010/wordprocessingGroup" xmlns:wpi="http://schemas.microsoft.com/office/word/2010/wordprocessingInk" xmlns:wne="http://schemas.microsoft.com/office/word/2006/wordml" xmlns:wps="http://schemas.microsoft.com/office/word/2010/wordprocessingShape" mc:Ignorable="w14 wp14">
   <w:body>
     <w:p>
+      <w:pPr>
+        <w:keepLines/>
+        <w:widowControl/>
+        <w:spacing w:line="240" w:lineRule="auto" w:before="0" w:after="40"/>
+      </w:pPr>
       <w:r>
         <w:rPr>
+          <w:rFonts w:ascii="Arial" w:hAnsi="Arial"/>
           <w:b/>
-          <w:sz w:val="20"/>
+          <w:sz w:val="22"/>
         </w:rPr>
         <w:t>Research participation · choose ONE option before starting</w:t>
       </w:r>
     </w:p>
     <w:p>
+      <w:pPr>
+        <w:keepLines/>
+        <w:widowControl/>
+        <w:spacing w:line="240" w:lineRule="auto" w:before="0" w:after="40"/>
+      </w:pPr>
       <w:r>
         <w:rPr>
-          <w:sz w:val="20"/>
+          <w:rFonts w:ascii="Arial" w:hAnsi="Arial"/>
+          <w:sz w:val="22"/>
         </w:rPr>
         <w:t>Name: __________________________   Group: ______   Date: __________</w:t>
       </w:r>
     </w:p>
     <w:p>
+      <w:pPr>
+        <w:keepLines/>
+        <w:widowControl/>
+        <w:spacing w:line="240" w:lineRule="auto" w:before="0" w:after="40"/>
+      </w:pPr>
       <w:r>
         <w:rPr>
-          <w:sz w:val="20"/>
+          <w:rFonts w:ascii="Arial" w:hAnsi="Arial"/>
+          <w:sz w:val="22"/>
         </w:rPr>
         <w:t>Your answers, scores and essay may be analysed for vocabulary-learning research. Participation is voluntary. Taking the test without participating does not affect your grade. Your name is used for teacher assessment; research reporting will not identify you. You may ask your teacher to withdraw your research data before anonymisation.</w:t>
       </w:r>
     </w:p>
     <w:p>
+      <w:pPr>
+        <w:keepLines/>
+        <w:widowControl/>
+        <w:spacing w:line="240" w:lineRule="auto" w:before="0" w:after="40"/>
+      </w:pPr>
       <w:r>
         <w:rPr>
-          <w:sz w:val="20"/>
+          <w:rFonts w:ascii="Arial" w:hAnsi="Arial"/>
+          <w:sz w:val="22"/>
         </w:rPr>
         <w:t>[ ] I agree to participate in the research.</w:t>
       </w:r>
     </w:p>
     <w:p>
+      <w:pPr>
+        <w:keepLines/>
+        <w:widowControl/>
+        <w:spacing w:line="240" w:lineRule="auto" w:before="0" w:after="40"/>
+      </w:pPr>
       <w:r>
         <w:rPr>
-          <w:sz w:val="20"/>
+          <w:rFonts w:ascii="Arial" w:hAnsi="Arial"/>
+          <w:sz w:val="22"/>
         </w:rPr>
         <w:t>[ ] I want to take the test without participating in the research.</w:t>
       </w:r>
@@ -46,76 +76,155 @@
     <w:p>
       <w:pPr>
         <w:pStyle w:val="Title"/>
+        <w:keepLines/>
+        <w:widowControl/>
+        <w:spacing w:line="240" w:lineRule="auto" w:before="0" w:after="100"/>
       </w:pPr>
       <w:r>
+        <w:rPr>
+          <w:rFonts w:ascii="Arial" w:hAnsi="Arial"/>
+        </w:rPr>
         <w:t>RT1 · Evolve 6 · Unit 7</w:t>
       </w:r>
     </w:p>
     <w:p>
+      <w:pPr>
+        <w:keepLines/>
+        <w:widowControl/>
+        <w:spacing w:line="240" w:lineRule="auto" w:before="0" w:after="40"/>
+      </w:pPr>
       <w:r>
+        <w:rPr>
+          <w:rFonts w:ascii="Arial" w:hAnsi="Arial"/>
+        </w:rPr>
         <w:t>Group 214 · Test Version A</w:t>
       </w:r>
     </w:p>
     <w:p>
+      <w:pPr>
+        <w:keepLines/>
+        <w:widowControl/>
+        <w:spacing w:line="240" w:lineRule="auto" w:before="0" w:after="40"/>
+      </w:pPr>
       <w:r>
+        <w:rPr>
+          <w:rFonts w:ascii="Arial" w:hAnsi="Arial"/>
+        </w:rPr>
         <w:t>For questions 1–20, choose ONE best answer and shade A, B, C, D or E on the separate ZipGrade answer sheet. Do not write MCQ answers on this question paper. Check the question numbers carefully. Fill in your name and group (Period). Select Version A if using that field. Write the essay on the separate double-sided essay sheet. Mark your research participation choice before starting the test.</w:t>
       </w:r>
     </w:p>
     <w:p>
       <w:pPr>
         <w:pStyle w:val="Heading1"/>
+        <w:keepNext/>
+        <w:keepLines/>
+        <w:widowControl/>
+        <w:spacing w:line="240" w:lineRule="auto" w:before="120" w:after="60"/>
       </w:pPr>
       <w:r>
+        <w:rPr>
+          <w:rFonts w:ascii="Arial" w:hAnsi="Arial"/>
+        </w:rPr>
         <w:t>Vocabulary and collocations · 1–8</w:t>
       </w:r>
     </w:p>
     <w:p>
+      <w:pPr>
+        <w:keepNext/>
+        <w:keepLines/>
+        <w:widowControl/>
+        <w:spacing w:line="240" w:lineRule="auto" w:before="100" w:after="40"/>
+      </w:pPr>
       <w:r>
+        <w:rPr>
+          <w:rFonts w:ascii="Arial" w:hAnsi="Arial"/>
+          <w:b/>
+        </w:rPr>
         <w:t>1. Which sentence uses “ancestor” correctly in meaning and usage?</w:t>
       </w:r>
     </w:p>
     <w:p>
       <w:pPr>
-        <w:spacing w:after="20"/>
+        <w:keepNext/>
+        <w:keepLines/>
+        <w:widowControl/>
+        <w:spacing w:after="0" w:line="240" w:lineRule="auto" w:before="0"/>
       </w:pPr>
       <w:r>
+        <w:rPr>
+          <w:rFonts w:ascii="Arial" w:hAnsi="Arial"/>
+        </w:rPr>
         <w:t>A. Her future great-grandchild is one of her ancestors.</w:t>
       </w:r>
     </w:p>
     <w:p>
       <w:pPr>
-        <w:spacing w:after="20"/>
+        <w:keepNext/>
+        <w:keepLines/>
+        <w:widowControl/>
+        <w:spacing w:after="0" w:line="240" w:lineRule="auto" w:before="0"/>
       </w:pPr>
       <w:r>
+        <w:rPr>
+          <w:rFonts w:ascii="Arial" w:hAnsi="Arial"/>
+        </w:rPr>
         <w:t>B. Every neighbour from her childhood is automatically her ancestor.</w:t>
       </w:r>
     </w:p>
     <w:p>
       <w:pPr>
-        <w:spacing w:after="20"/>
+        <w:keepNext/>
+        <w:keepLines/>
+        <w:widowControl/>
+        <w:spacing w:after="0" w:line="240" w:lineRule="auto" w:before="0"/>
       </w:pPr>
       <w:r>
+        <w:rPr>
+          <w:rFonts w:ascii="Arial" w:hAnsi="Arial"/>
+        </w:rPr>
         <w:t>C. Every person with her nationality is automatically her ancestor.</w:t>
       </w:r>
     </w:p>
     <w:p>
       <w:pPr>
-        <w:spacing w:after="20"/>
+        <w:keepNext/>
+        <w:keepLines/>
+        <w:widowControl/>
+        <w:spacing w:after="0" w:line="240" w:lineRule="auto" w:before="0"/>
       </w:pPr>
       <w:r>
+        <w:rPr>
+          <w:rFonts w:ascii="Arial" w:hAnsi="Arial"/>
+        </w:rPr>
         <w:t>D. A person who joins the company after her is necessarily her ancestor.</w:t>
       </w:r>
     </w:p>
     <w:p>
       <w:pPr>
-        <w:spacing w:after="20"/>
+        <w:keepNext w:val="0"/>
+        <w:keepLines/>
+        <w:widowControl/>
+        <w:spacing w:after="0" w:line="240" w:lineRule="auto" w:before="0"/>
       </w:pPr>
       <w:r>
+        <w:rPr>
+          <w:rFonts w:ascii="Arial" w:hAnsi="Arial"/>
+        </w:rPr>
         <w:t>E. Her great-great-grandfather was one of her ancestors.</w:t>
       </w:r>
     </w:p>
     <w:p>
+      <w:pPr>
+        <w:keepNext/>
+        <w:keepLines/>
+        <w:widowControl/>
+        <w:spacing w:line="240" w:lineRule="auto" w:before="100" w:after="40"/>
+      </w:pPr>
       <w:r>
+        <w:rPr>
+          <w:rFonts w:ascii="Arial" w:hAnsi="Arial"/>
+          <w:b/>
+        </w:rPr>
         <w:t>2. Choose the expression that best fits the meaning and usage in this context.</w:t>
         <w:br/>
         <w:t>The records trace Omar’s family line through several generations. They tell him about his ___, rather than his present-day citizenship.</w:t>
@@ -123,46 +232,72 @@
     </w:p>
     <w:p>
       <w:pPr>
-        <w:spacing w:after="20"/>
+        <w:keepNext/>
+        <w:keepLines/>
+        <w:widowControl/>
+        <w:tabs>
+          <w:tab w:pos="5159" w:val="left"/>
+        </w:tabs>
+        <w:spacing w:after="0" w:line="240" w:lineRule="auto" w:before="0"/>
       </w:pPr>
       <w:r>
+        <w:rPr>
+          <w:rFonts w:ascii="Arial" w:hAnsi="Arial"/>
+        </w:rPr>
         <w:t>A. genealogy</w:t>
       </w:r>
-    </w:p>
-    <w:p>
-      <w:pPr>
-        <w:spacing w:after="20"/>
-      </w:pPr>
       <w:r>
+        <w:tab/>
         <w:t>B. ancestry</w:t>
       </w:r>
     </w:p>
     <w:p>
       <w:pPr>
-        <w:spacing w:after="20"/>
+        <w:keepNext/>
+        <w:keepLines/>
+        <w:widowControl/>
+        <w:tabs>
+          <w:tab w:pos="5159" w:val="left"/>
+        </w:tabs>
+        <w:spacing w:after="0" w:line="240" w:lineRule="auto" w:before="0"/>
       </w:pPr>
       <w:r>
+        <w:rPr>
+          <w:rFonts w:ascii="Arial" w:hAnsi="Arial"/>
+        </w:rPr>
         <w:t>C. heritage</w:t>
       </w:r>
-    </w:p>
-    <w:p>
-      <w:pPr>
-        <w:spacing w:after="20"/>
-      </w:pPr>
       <w:r>
+        <w:tab/>
         <w:t>D. ethnicity</w:t>
       </w:r>
     </w:p>
     <w:p>
       <w:pPr>
-        <w:spacing w:after="20"/>
+        <w:keepNext w:val="0"/>
+        <w:keepLines/>
+        <w:widowControl/>
+        <w:spacing w:after="0" w:line="240" w:lineRule="auto" w:before="0"/>
       </w:pPr>
       <w:r>
+        <w:rPr>
+          <w:rFonts w:ascii="Arial" w:hAnsi="Arial"/>
+        </w:rPr>
         <w:t>E. significance</w:t>
       </w:r>
     </w:p>
     <w:p>
+      <w:pPr>
+        <w:keepNext/>
+        <w:keepLines/>
+        <w:widowControl/>
+        <w:spacing w:line="240" w:lineRule="auto" w:before="100" w:after="40"/>
+      </w:pPr>
       <w:r>
+        <w:rPr>
+          <w:rFonts w:ascii="Arial" w:hAnsi="Arial"/>
+          <w:b/>
+        </w:rPr>
         <w:t>3. Choose the expression that best fits the meaning and usage in this context.</w:t>
         <w:br/>
         <w:t>Eva checks birth certificates, marriage records and family trees to establish who was related to whom. Her research is in ___, not DNA analysis.</w:t>
@@ -170,46 +305,72 @@
     </w:p>
     <w:p>
       <w:pPr>
-        <w:spacing w:after="20"/>
+        <w:keepNext/>
+        <w:keepLines/>
+        <w:widowControl/>
+        <w:tabs>
+          <w:tab w:pos="5159" w:val="left"/>
+        </w:tabs>
+        <w:spacing w:after="0" w:line="240" w:lineRule="auto" w:before="0"/>
       </w:pPr>
       <w:r>
+        <w:rPr>
+          <w:rFonts w:ascii="Arial" w:hAnsi="Arial"/>
+        </w:rPr>
         <w:t>A. genealogy</w:t>
       </w:r>
-    </w:p>
-    <w:p>
-      <w:pPr>
-        <w:spacing w:after="20"/>
-      </w:pPr>
       <w:r>
+        <w:tab/>
         <w:t>B. significance</w:t>
       </w:r>
     </w:p>
     <w:p>
       <w:pPr>
-        <w:spacing w:after="20"/>
+        <w:keepNext/>
+        <w:keepLines/>
+        <w:widowControl/>
+        <w:tabs>
+          <w:tab w:pos="5159" w:val="left"/>
+        </w:tabs>
+        <w:spacing w:after="0" w:line="240" w:lineRule="auto" w:before="0"/>
       </w:pPr>
       <w:r>
+        <w:rPr>
+          <w:rFonts w:ascii="Arial" w:hAnsi="Arial"/>
+        </w:rPr>
         <w:t>C. ancestry</w:t>
       </w:r>
-    </w:p>
-    <w:p>
-      <w:pPr>
-        <w:spacing w:after="20"/>
-      </w:pPr>
       <w:r>
+        <w:tab/>
         <w:t>D. ethnicity</w:t>
       </w:r>
     </w:p>
     <w:p>
       <w:pPr>
-        <w:spacing w:after="20"/>
+        <w:keepNext w:val="0"/>
+        <w:keepLines/>
+        <w:widowControl/>
+        <w:spacing w:after="0" w:line="240" w:lineRule="auto" w:before="0"/>
       </w:pPr>
       <w:r>
+        <w:rPr>
+          <w:rFonts w:ascii="Arial" w:hAnsi="Arial"/>
+        </w:rPr>
         <w:t>E. heritage</w:t>
       </w:r>
     </w:p>
     <w:p>
+      <w:pPr>
+        <w:keepNext/>
+        <w:keepLines/>
+        <w:widowControl/>
+        <w:spacing w:line="240" w:lineRule="auto" w:before="100" w:after="40"/>
+      </w:pPr>
       <w:r>
+        <w:rPr>
+          <w:rFonts w:ascii="Arial" w:hAnsi="Arial"/>
+          <w:b/>
+        </w:rPr>
         <w:t>4. Choose the expression that best fits the meaning and usage in this context.</w:t>
         <w:br/>
         <w:t>The survey asks respondents how they identify culturally, separately from where they hold citizenship. That question concerns their ___.</w:t>
@@ -217,46 +378,72 @@
     </w:p>
     <w:p>
       <w:pPr>
-        <w:spacing w:after="20"/>
+        <w:keepNext/>
+        <w:keepLines/>
+        <w:widowControl/>
+        <w:tabs>
+          <w:tab w:pos="5159" w:val="left"/>
+        </w:tabs>
+        <w:spacing w:after="0" w:line="240" w:lineRule="auto" w:before="0"/>
       </w:pPr>
       <w:r>
+        <w:rPr>
+          <w:rFonts w:ascii="Arial" w:hAnsi="Arial"/>
+        </w:rPr>
         <w:t>A. genealogy</w:t>
       </w:r>
-    </w:p>
-    <w:p>
-      <w:pPr>
-        <w:spacing w:after="20"/>
-      </w:pPr>
       <w:r>
+        <w:tab/>
         <w:t>B. friction</w:t>
       </w:r>
     </w:p>
     <w:p>
       <w:pPr>
-        <w:spacing w:after="20"/>
+        <w:keepNext/>
+        <w:keepLines/>
+        <w:widowControl/>
+        <w:tabs>
+          <w:tab w:pos="5159" w:val="left"/>
+        </w:tabs>
+        <w:spacing w:after="0" w:line="240" w:lineRule="auto" w:before="0"/>
       </w:pPr>
       <w:r>
+        <w:rPr>
+          <w:rFonts w:ascii="Arial" w:hAnsi="Arial"/>
+        </w:rPr>
         <w:t>C. ethnicity</w:t>
       </w:r>
-    </w:p>
-    <w:p>
-      <w:pPr>
-        <w:spacing w:after="20"/>
-      </w:pPr>
       <w:r>
+        <w:tab/>
         <w:t>D. heritage</w:t>
       </w:r>
     </w:p>
     <w:p>
       <w:pPr>
-        <w:spacing w:after="20"/>
+        <w:keepNext w:val="0"/>
+        <w:keepLines/>
+        <w:widowControl/>
+        <w:spacing w:after="0" w:line="240" w:lineRule="auto" w:before="0"/>
       </w:pPr>
       <w:r>
+        <w:rPr>
+          <w:rFonts w:ascii="Arial" w:hAnsi="Arial"/>
+        </w:rPr>
         <w:t>E. significance</w:t>
       </w:r>
     </w:p>
     <w:p>
+      <w:pPr>
+        <w:keepNext/>
+        <w:keepLines/>
+        <w:widowControl/>
+        <w:spacing w:line="240" w:lineRule="auto" w:before="100" w:after="40"/>
+      </w:pPr>
       <w:r>
+        <w:rPr>
+          <w:rFonts w:ascii="Arial" w:hAnsi="Arial"/>
+          <w:b/>
+        </w:rPr>
         <w:t>5. Choose the expression that best fits the meaning and usage in this context.</w:t>
         <w:br/>
         <w:t>The community restored its old meeting hall and recorded traditional songs so that younger residents could learn about their cultural ___.</w:t>
@@ -264,786 +451,1325 @@
     </w:p>
     <w:p>
       <w:pPr>
-        <w:spacing w:after="20"/>
+        <w:keepNext/>
+        <w:keepLines/>
+        <w:widowControl/>
+        <w:tabs>
+          <w:tab w:pos="5159" w:val="left"/>
+        </w:tabs>
+        <w:spacing w:after="0" w:line="240" w:lineRule="auto" w:before="0"/>
       </w:pPr>
       <w:r>
+        <w:rPr>
+          <w:rFonts w:ascii="Arial" w:hAnsi="Arial"/>
+        </w:rPr>
         <w:t>A. ethnicity</w:t>
       </w:r>
-    </w:p>
-    <w:p>
-      <w:pPr>
-        <w:spacing w:after="20"/>
-      </w:pPr>
       <w:r>
+        <w:tab/>
         <w:t>B. friction</w:t>
       </w:r>
     </w:p>
     <w:p>
       <w:pPr>
-        <w:spacing w:after="20"/>
+        <w:keepNext/>
+        <w:keepLines/>
+        <w:widowControl/>
+        <w:tabs>
+          <w:tab w:pos="5159" w:val="left"/>
+        </w:tabs>
+        <w:spacing w:after="0" w:line="240" w:lineRule="auto" w:before="0"/>
       </w:pPr>
       <w:r>
+        <w:rPr>
+          <w:rFonts w:ascii="Arial" w:hAnsi="Arial"/>
+        </w:rPr>
         <w:t>C. ancestry</w:t>
       </w:r>
-    </w:p>
-    <w:p>
-      <w:pPr>
-        <w:spacing w:after="20"/>
-      </w:pPr>
       <w:r>
+        <w:tab/>
         <w:t>D. genealogy</w:t>
       </w:r>
     </w:p>
     <w:p>
       <w:pPr>
-        <w:spacing w:after="20"/>
+        <w:keepNext w:val="0"/>
+        <w:keepLines/>
+        <w:widowControl/>
+        <w:spacing w:after="0" w:line="240" w:lineRule="auto" w:before="0"/>
       </w:pPr>
       <w:r>
+        <w:rPr>
+          <w:rFonts w:ascii="Arial" w:hAnsi="Arial"/>
+        </w:rPr>
         <w:t>E. heritage</w:t>
       </w:r>
     </w:p>
     <w:p>
+      <w:pPr>
+        <w:keepNext/>
+        <w:keepLines/>
+        <w:widowControl/>
+        <w:spacing w:line="240" w:lineRule="auto" w:before="100" w:after="40"/>
+      </w:pPr>
       <w:r>
+        <w:rPr>
+          <w:rFonts w:ascii="Arial" w:hAnsi="Arial"/>
+          <w:b/>
+        </w:rPr>
         <w:t>6. Which sentence uses “adoptive” correctly in meaning and usage?</w:t>
       </w:r>
     </w:p>
     <w:p>
       <w:pPr>
-        <w:spacing w:after="20"/>
+        <w:keepNext/>
+        <w:keepLines/>
+        <w:widowControl/>
+        <w:spacing w:after="0" w:line="240" w:lineRule="auto" w:before="0"/>
       </w:pPr>
       <w:r>
+        <w:rPr>
+          <w:rFonts w:ascii="Arial" w:hAnsi="Arial"/>
+        </w:rPr>
         <w:t>A. The court made them the child’s adoptive parents, with permanent parental rights.</w:t>
       </w:r>
     </w:p>
     <w:p>
       <w:pPr>
-        <w:spacing w:after="20"/>
+        <w:keepNext/>
+        <w:keepLines/>
+        <w:widowControl/>
+        <w:spacing w:after="0" w:line="240" w:lineRule="auto" w:before="0"/>
       </w:pPr>
       <w:r>
+        <w:rPr>
+          <w:rFonts w:ascii="Arial" w:hAnsi="Arial"/>
+        </w:rPr>
         <w:t>B. All biological parents are adoptive parents simply because they raise their children.</w:t>
       </w:r>
     </w:p>
     <w:p>
       <w:pPr>
-        <w:spacing w:after="20"/>
+        <w:keepNext/>
+        <w:keepLines/>
+        <w:widowControl/>
+        <w:spacing w:after="0" w:line="240" w:lineRule="auto" w:before="0"/>
       </w:pPr>
       <w:r>
+        <w:rPr>
+          <w:rFonts w:ascii="Arial" w:hAnsi="Arial"/>
+        </w:rPr>
         <w:t>C. Any teacher becomes an adoptive parent by teaching a child.</w:t>
       </w:r>
     </w:p>
     <w:p>
       <w:pPr>
-        <w:spacing w:after="20"/>
+        <w:keepNext/>
+        <w:keepLines/>
+        <w:widowControl/>
+        <w:spacing w:after="0" w:line="240" w:lineRule="auto" w:before="0"/>
       </w:pPr>
       <w:r>
+        <w:rPr>
+          <w:rFonts w:ascii="Arial" w:hAnsi="Arial"/>
+        </w:rPr>
         <w:t>D. The court called them adoptive parents solely because they cared for the child temporarily.</w:t>
       </w:r>
     </w:p>
     <w:p>
       <w:pPr>
-        <w:spacing w:after="20"/>
+        <w:keepNext w:val="0"/>
+        <w:keepLines/>
+        <w:widowControl/>
+        <w:spacing w:after="0" w:line="240" w:lineRule="auto" w:before="0"/>
       </w:pPr>
       <w:r>
+        <w:rPr>
+          <w:rFonts w:ascii="Arial" w:hAnsi="Arial"/>
+        </w:rPr>
         <w:t>E. A family friend becomes an adoptive parent by visiting the child.</w:t>
       </w:r>
     </w:p>
     <w:p>
+      <w:pPr>
+        <w:keepNext/>
+        <w:keepLines/>
+        <w:widowControl/>
+        <w:spacing w:line="240" w:lineRule="auto" w:before="100" w:after="40"/>
+      </w:pPr>
       <w:r>
+        <w:rPr>
+          <w:rFonts w:ascii="Arial" w:hAnsi="Arial"/>
+          <w:b/>
+        </w:rPr>
         <w:t>7. A speaker describes how lonely she felt after moving abroad. Several listeners recognise the same feelings from their own lives and are emotionally moved by the story. Her story ___.</w:t>
       </w:r>
     </w:p>
     <w:p>
       <w:pPr>
-        <w:spacing w:after="20"/>
+        <w:keepNext/>
+        <w:keepLines/>
+        <w:widowControl/>
+        <w:tabs>
+          <w:tab w:pos="5159" w:val="left"/>
+        </w:tabs>
+        <w:spacing w:after="0" w:line="240" w:lineRule="auto" w:before="0"/>
       </w:pPr>
       <w:r>
+        <w:rPr>
+          <w:rFonts w:ascii="Arial" w:hAnsi="Arial"/>
+        </w:rPr>
         <w:t>A. forged a new path for them</w:t>
       </w:r>
-    </w:p>
-    <w:p>
-      <w:pPr>
-        <w:spacing w:after="20"/>
-      </w:pPr>
       <w:r>
+        <w:tab/>
         <w:t>B. paid tribute to them</w:t>
       </w:r>
     </w:p>
     <w:p>
       <w:pPr>
-        <w:spacing w:after="20"/>
+        <w:keepNext/>
+        <w:keepLines/>
+        <w:widowControl/>
+        <w:tabs>
+          <w:tab w:pos="5159" w:val="left"/>
+        </w:tabs>
+        <w:spacing w:after="0" w:line="240" w:lineRule="auto" w:before="0"/>
       </w:pPr>
       <w:r>
+        <w:rPr>
+          <w:rFonts w:ascii="Arial" w:hAnsi="Arial"/>
+        </w:rPr>
         <w:t>C. struck a chord with them</w:t>
       </w:r>
-    </w:p>
-    <w:p>
-      <w:pPr>
-        <w:spacing w:after="20"/>
-      </w:pPr>
       <w:r>
+        <w:tab/>
         <w:t>D. marked a special occasion</w:t>
       </w:r>
     </w:p>
     <w:p>
       <w:pPr>
-        <w:spacing w:after="20"/>
+        <w:keepNext w:val="0"/>
+        <w:keepLines/>
+        <w:widowControl/>
+        <w:spacing w:after="0" w:line="240" w:lineRule="auto" w:before="0"/>
       </w:pPr>
       <w:r>
+        <w:rPr>
+          <w:rFonts w:ascii="Arial" w:hAnsi="Arial"/>
+        </w:rPr>
         <w:t>E. kept their traditions alive</w:t>
       </w:r>
     </w:p>
     <w:p>
+      <w:pPr>
+        <w:keepNext/>
+        <w:keepLines/>
+        <w:widowControl/>
+        <w:spacing w:line="240" w:lineRule="auto" w:before="100" w:after="40"/>
+      </w:pPr>
       <w:r>
+        <w:rPr>
+          <w:rFonts w:ascii="Arial" w:hAnsi="Arial"/>
+          <w:b/>
+        </w:rPr>
         <w:t>8. Which expression is natural in English?</w:t>
       </w:r>
     </w:p>
     <w:p>
       <w:pPr>
-        <w:spacing w:after="20"/>
+        <w:keepNext/>
+        <w:keepLines/>
+        <w:widowControl/>
+        <w:tabs>
+          <w:tab w:pos="5159" w:val="left"/>
+        </w:tabs>
+        <w:spacing w:after="0" w:line="240" w:lineRule="auto" w:before="0"/>
       </w:pPr>
       <w:r>
+        <w:rPr>
+          <w:rFonts w:ascii="Arial" w:hAnsi="Arial"/>
+        </w:rPr>
         <w:t>A. paid tribute at</w:t>
       </w:r>
-    </w:p>
-    <w:p>
-      <w:pPr>
-        <w:spacing w:after="20"/>
-      </w:pPr>
       <w:r>
+        <w:tab/>
         <w:t>B. paid tribute with</w:t>
       </w:r>
     </w:p>
     <w:p>
       <w:pPr>
-        <w:spacing w:after="20"/>
+        <w:keepNext/>
+        <w:keepLines/>
+        <w:widowControl/>
+        <w:tabs>
+          <w:tab w:pos="5159" w:val="left"/>
+        </w:tabs>
+        <w:spacing w:after="0" w:line="240" w:lineRule="auto" w:before="0"/>
       </w:pPr>
       <w:r>
+        <w:rPr>
+          <w:rFonts w:ascii="Arial" w:hAnsi="Arial"/>
+        </w:rPr>
         <w:t>C. paid tribute of</w:t>
       </w:r>
-    </w:p>
-    <w:p>
-      <w:pPr>
-        <w:spacing w:after="20"/>
-      </w:pPr>
       <w:r>
+        <w:tab/>
         <w:t>D. paid tribute to</w:t>
       </w:r>
     </w:p>
     <w:p>
       <w:pPr>
-        <w:spacing w:after="20"/>
+        <w:keepNext w:val="0"/>
+        <w:keepLines/>
+        <w:widowControl/>
+        <w:spacing w:after="0" w:line="240" w:lineRule="auto" w:before="0"/>
       </w:pPr>
       <w:r>
+        <w:rPr>
+          <w:rFonts w:ascii="Arial" w:hAnsi="Arial"/>
+        </w:rPr>
         <w:t>E. paid tribute on</w:t>
       </w:r>
     </w:p>
     <w:p>
+      <w:pPr>
+        <w:pStyle w:val="Heading1"/>
+        <w:keepNext/>
+        <w:keepLines/>
+        <w:widowControl/>
+        <w:spacing w:line="240" w:lineRule="auto" w:before="120" w:after="60"/>
+      </w:pPr>
       <w:r>
-        <w:br w:type="page"/>
-      </w:r>
-    </w:p>
-    <w:p>
-      <w:pPr>
-        <w:pStyle w:val="Heading1"/>
-      </w:pPr>
-      <w:r>
+        <w:rPr>
+          <w:rFonts w:ascii="Arial" w:hAnsi="Arial"/>
+        </w:rPr>
         <w:t>Grammar · 9–16</w:t>
       </w:r>
     </w:p>
     <w:p>
+      <w:pPr>
+        <w:keepNext/>
+        <w:keepLines/>
+        <w:widowControl/>
+        <w:spacing w:line="240" w:lineRule="auto" w:before="100" w:after="40"/>
+      </w:pPr>
       <w:r>
+        <w:rPr>
+          <w:rFonts w:ascii="Arial" w:hAnsi="Arial"/>
+          <w:b/>
+        </w:rPr>
         <w:t>9. Complete the whole gap using SEE: Never ___ such a detailed family tree. (experience up to now)</w:t>
       </w:r>
     </w:p>
     <w:p>
       <w:pPr>
-        <w:spacing w:after="20"/>
+        <w:keepNext/>
+        <w:keepLines/>
+        <w:widowControl/>
+        <w:tabs>
+          <w:tab w:pos="5159" w:val="left"/>
+        </w:tabs>
+        <w:spacing w:after="0" w:line="240" w:lineRule="auto" w:before="0"/>
       </w:pPr>
       <w:r>
+        <w:rPr>
+          <w:rFonts w:ascii="Arial" w:hAnsi="Arial"/>
+        </w:rPr>
         <w:t>A. have I seen</w:t>
       </w:r>
-    </w:p>
-    <w:p>
-      <w:pPr>
-        <w:spacing w:after="20"/>
-      </w:pPr>
       <w:r>
+        <w:tab/>
         <w:t>B. I have seen</w:t>
       </w:r>
     </w:p>
     <w:p>
       <w:pPr>
-        <w:spacing w:after="20"/>
+        <w:keepNext/>
+        <w:keepLines/>
+        <w:widowControl/>
+        <w:tabs>
+          <w:tab w:pos="5159" w:val="left"/>
+        </w:tabs>
+        <w:spacing w:after="0" w:line="240" w:lineRule="auto" w:before="0"/>
       </w:pPr>
       <w:r>
+        <w:rPr>
+          <w:rFonts w:ascii="Arial" w:hAnsi="Arial"/>
+        </w:rPr>
         <w:t>C. have I saw</w:t>
       </w:r>
-    </w:p>
-    <w:p>
-      <w:pPr>
-        <w:spacing w:after="20"/>
-      </w:pPr>
       <w:r>
+        <w:tab/>
         <w:t>D. did I seen</w:t>
       </w:r>
     </w:p>
     <w:p>
       <w:pPr>
-        <w:spacing w:after="20"/>
+        <w:keepNext w:val="0"/>
+        <w:keepLines/>
+        <w:widowControl/>
+        <w:spacing w:after="0" w:line="240" w:lineRule="auto" w:before="0"/>
       </w:pPr>
       <w:r>
+        <w:rPr>
+          <w:rFonts w:ascii="Arial" w:hAnsi="Arial"/>
+        </w:rPr>
         <w:t>E. had I see</w:t>
       </w:r>
     </w:p>
     <w:p>
+      <w:pPr>
+        <w:keepNext/>
+        <w:keepLines/>
+        <w:widowControl/>
+        <w:spacing w:line="240" w:lineRule="auto" w:before="100" w:after="40"/>
+      </w:pPr>
       <w:r>
+        <w:rPr>
+          <w:rFonts w:ascii="Arial" w:hAnsi="Arial"/>
+          <w:b/>
+        </w:rPr>
         <w:t>10. Complete the whole gap using REALISE: Only after the ceremony ___ its significance. (past simple)</w:t>
       </w:r>
     </w:p>
     <w:p>
       <w:pPr>
-        <w:spacing w:after="20"/>
+        <w:keepNext/>
+        <w:keepLines/>
+        <w:widowControl/>
+        <w:tabs>
+          <w:tab w:pos="5159" w:val="left"/>
+        </w:tabs>
+        <w:spacing w:after="0" w:line="240" w:lineRule="auto" w:before="0"/>
       </w:pPr>
       <w:r>
+        <w:rPr>
+          <w:rFonts w:ascii="Arial" w:hAnsi="Arial"/>
+        </w:rPr>
         <w:t>A. did we realised</w:t>
       </w:r>
-    </w:p>
-    <w:p>
-      <w:pPr>
-        <w:spacing w:after="20"/>
-      </w:pPr>
       <w:r>
+        <w:tab/>
         <w:t>B. had we realise</w:t>
       </w:r>
     </w:p>
     <w:p>
       <w:pPr>
-        <w:spacing w:after="20"/>
+        <w:keepNext/>
+        <w:keepLines/>
+        <w:widowControl/>
+        <w:tabs>
+          <w:tab w:pos="5159" w:val="left"/>
+        </w:tabs>
+        <w:spacing w:after="0" w:line="240" w:lineRule="auto" w:before="0"/>
       </w:pPr>
       <w:r>
+        <w:rPr>
+          <w:rFonts w:ascii="Arial" w:hAnsi="Arial"/>
+        </w:rPr>
         <w:t>C. were we realise</w:t>
       </w:r>
-    </w:p>
-    <w:p>
-      <w:pPr>
-        <w:spacing w:after="20"/>
-      </w:pPr>
       <w:r>
+        <w:tab/>
         <w:t>D. did we realise</w:t>
       </w:r>
     </w:p>
     <w:p>
       <w:pPr>
-        <w:spacing w:after="20"/>
+        <w:keepNext w:val="0"/>
+        <w:keepLines/>
+        <w:widowControl/>
+        <w:spacing w:after="0" w:line="240" w:lineRule="auto" w:before="0"/>
       </w:pPr>
       <w:r>
+        <w:rPr>
+          <w:rFonts w:ascii="Arial" w:hAnsi="Arial"/>
+        </w:rPr>
         <w:t>E. we realised</w:t>
       </w:r>
     </w:p>
     <w:p>
+      <w:pPr>
+        <w:keepNext/>
+        <w:keepLines/>
+        <w:widowControl/>
+        <w:spacing w:line="240" w:lineRule="auto" w:before="100" w:after="40"/>
+      </w:pPr>
       <w:r>
+        <w:rPr>
+          <w:rFonts w:ascii="Arial" w:hAnsi="Arial"/>
+          <w:b/>
+        </w:rPr>
         <w:t>11. Complete the whole gap using DISCOVER: Not until the records arrived ___ the missing branch of her family tree. (past simple)</w:t>
       </w:r>
     </w:p>
     <w:p>
       <w:pPr>
-        <w:spacing w:after="20"/>
+        <w:keepNext/>
+        <w:keepLines/>
+        <w:widowControl/>
+        <w:tabs>
+          <w:tab w:pos="5159" w:val="left"/>
+        </w:tabs>
+        <w:spacing w:after="0" w:line="240" w:lineRule="auto" w:before="0"/>
       </w:pPr>
       <w:r>
+        <w:rPr>
+          <w:rFonts w:ascii="Arial" w:hAnsi="Arial"/>
+        </w:rPr>
         <w:t>A. she discovered</w:t>
       </w:r>
-    </w:p>
-    <w:p>
-      <w:pPr>
-        <w:spacing w:after="20"/>
-      </w:pPr>
       <w:r>
+        <w:tab/>
         <w:t>B. was she discovered</w:t>
       </w:r>
     </w:p>
     <w:p>
       <w:pPr>
-        <w:spacing w:after="20"/>
+        <w:keepNext/>
+        <w:keepLines/>
+        <w:widowControl/>
+        <w:tabs>
+          <w:tab w:pos="5159" w:val="left"/>
+        </w:tabs>
+        <w:spacing w:after="0" w:line="240" w:lineRule="auto" w:before="0"/>
       </w:pPr>
       <w:r>
+        <w:rPr>
+          <w:rFonts w:ascii="Arial" w:hAnsi="Arial"/>
+        </w:rPr>
         <w:t>C. did she discovered</w:t>
       </w:r>
-    </w:p>
-    <w:p>
-      <w:pPr>
-        <w:spacing w:after="20"/>
-      </w:pPr>
       <w:r>
+        <w:tab/>
         <w:t>D. did she discover</w:t>
       </w:r>
     </w:p>
     <w:p>
       <w:pPr>
-        <w:spacing w:after="20"/>
+        <w:keepNext w:val="0"/>
+        <w:keepLines/>
+        <w:widowControl/>
+        <w:spacing w:after="0" w:line="240" w:lineRule="auto" w:before="0"/>
       </w:pPr>
       <w:r>
+        <w:rPr>
+          <w:rFonts w:ascii="Arial" w:hAnsi="Arial"/>
+        </w:rPr>
         <w:t>E. had she discover</w:t>
       </w:r>
     </w:p>
     <w:p>
+      <w:pPr>
+        <w:keepNext/>
+        <w:keepLines/>
+        <w:widowControl/>
+        <w:spacing w:line="240" w:lineRule="auto" w:before="100" w:after="40"/>
+      </w:pPr>
       <w:r>
+        <w:rPr>
+          <w:rFonts w:ascii="Arial" w:hAnsi="Arial"/>
+          <w:b/>
+        </w:rPr>
         <w:t>12. Complete the whole gap using SPEAK: Rarely ___ about his childhood nowadays. (present simple)</w:t>
       </w:r>
     </w:p>
     <w:p>
       <w:pPr>
-        <w:spacing w:after="20"/>
+        <w:keepNext/>
+        <w:keepLines/>
+        <w:widowControl/>
+        <w:tabs>
+          <w:tab w:pos="5159" w:val="left"/>
+        </w:tabs>
+        <w:spacing w:after="0" w:line="240" w:lineRule="auto" w:before="0"/>
       </w:pPr>
       <w:r>
+        <w:rPr>
+          <w:rFonts w:ascii="Arial" w:hAnsi="Arial"/>
+        </w:rPr>
         <w:t>A. does he speak</w:t>
       </w:r>
-    </w:p>
-    <w:p>
-      <w:pPr>
-        <w:spacing w:after="20"/>
-      </w:pPr>
       <w:r>
+        <w:tab/>
         <w:t>B. is he speak</w:t>
       </w:r>
     </w:p>
     <w:p>
       <w:pPr>
-        <w:spacing w:after="20"/>
+        <w:keepNext/>
+        <w:keepLines/>
+        <w:widowControl/>
+        <w:tabs>
+          <w:tab w:pos="5159" w:val="left"/>
+        </w:tabs>
+        <w:spacing w:after="0" w:line="240" w:lineRule="auto" w:before="0"/>
       </w:pPr>
       <w:r>
+        <w:rPr>
+          <w:rFonts w:ascii="Arial" w:hAnsi="Arial"/>
+        </w:rPr>
         <w:t>C. did he spoke</w:t>
       </w:r>
-    </w:p>
-    <w:p>
-      <w:pPr>
-        <w:spacing w:after="20"/>
-      </w:pPr>
       <w:r>
+        <w:tab/>
         <w:t>D. he speaks</w:t>
       </w:r>
     </w:p>
     <w:p>
       <w:pPr>
-        <w:spacing w:after="20"/>
+        <w:keepNext w:val="0"/>
+        <w:keepLines/>
+        <w:widowControl/>
+        <w:spacing w:after="0" w:line="240" w:lineRule="auto" w:before="0"/>
       </w:pPr>
       <w:r>
+        <w:rPr>
+          <w:rFonts w:ascii="Arial" w:hAnsi="Arial"/>
+        </w:rPr>
         <w:t>E. does he speaks</w:t>
       </w:r>
     </w:p>
     <w:p>
+      <w:pPr>
+        <w:keepNext/>
+        <w:keepLines/>
+        <w:widowControl/>
+        <w:spacing w:line="240" w:lineRule="auto" w:before="100" w:after="40"/>
+      </w:pPr>
       <w:r>
+        <w:rPr>
+          <w:rFonts w:ascii="Arial" w:hAnsi="Arial"/>
+          <w:b/>
+        </w:rPr>
         <w:t>13. Complete the whole gap using BE: Under no circumstances ___ allowed to share the records. (present simple)</w:t>
       </w:r>
     </w:p>
     <w:p>
       <w:pPr>
-        <w:spacing w:after="20"/>
+        <w:keepNext/>
+        <w:keepLines/>
+        <w:widowControl/>
+        <w:tabs>
+          <w:tab w:pos="5159" w:val="left"/>
+        </w:tabs>
+        <w:spacing w:after="0" w:line="240" w:lineRule="auto" w:before="0"/>
       </w:pPr>
       <w:r>
+        <w:rPr>
+          <w:rFonts w:ascii="Arial" w:hAnsi="Arial"/>
+        </w:rPr>
         <w:t>A. you are</w:t>
       </w:r>
-    </w:p>
-    <w:p>
-      <w:pPr>
-        <w:spacing w:after="20"/>
-      </w:pPr>
       <w:r>
+        <w:tab/>
         <w:t>B. do you be</w:t>
       </w:r>
     </w:p>
     <w:p>
       <w:pPr>
-        <w:spacing w:after="20"/>
+        <w:keepNext/>
+        <w:keepLines/>
+        <w:widowControl/>
+        <w:tabs>
+          <w:tab w:pos="5159" w:val="left"/>
+        </w:tabs>
+        <w:spacing w:after="0" w:line="240" w:lineRule="auto" w:before="0"/>
       </w:pPr>
       <w:r>
+        <w:rPr>
+          <w:rFonts w:ascii="Arial" w:hAnsi="Arial"/>
+        </w:rPr>
         <w:t>C. are you</w:t>
       </w:r>
-    </w:p>
-    <w:p>
-      <w:pPr>
-        <w:spacing w:after="20"/>
-      </w:pPr>
       <w:r>
+        <w:tab/>
         <w:t>D. does you be</w:t>
       </w:r>
     </w:p>
     <w:p>
       <w:pPr>
-        <w:spacing w:after="20"/>
+        <w:keepNext w:val="0"/>
+        <w:keepLines/>
+        <w:widowControl/>
+        <w:spacing w:after="0" w:line="240" w:lineRule="auto" w:before="0"/>
       </w:pPr>
       <w:r>
+        <w:rPr>
+          <w:rFonts w:ascii="Arial" w:hAnsi="Arial"/>
+        </w:rPr>
         <w:t>E. are you be</w:t>
       </w:r>
     </w:p>
     <w:p>
+      <w:pPr>
+        <w:keepNext/>
+        <w:keepLines/>
+        <w:widowControl/>
+        <w:spacing w:line="240" w:lineRule="auto" w:before="100" w:after="40"/>
+      </w:pPr>
       <w:r>
+        <w:rPr>
+          <w:rFonts w:ascii="Arial" w:hAnsi="Arial"/>
+          <w:b/>
+        </w:rPr>
         <w:t>14. Complete the whole gap using KNOW: Little ___ at the time how much would change. (past simple)</w:t>
       </w:r>
     </w:p>
     <w:p>
       <w:pPr>
-        <w:spacing w:after="20"/>
+        <w:keepNext/>
+        <w:keepLines/>
+        <w:widowControl/>
+        <w:tabs>
+          <w:tab w:pos="5159" w:val="left"/>
+        </w:tabs>
+        <w:spacing w:after="0" w:line="240" w:lineRule="auto" w:before="0"/>
       </w:pPr>
       <w:r>
+        <w:rPr>
+          <w:rFonts w:ascii="Arial" w:hAnsi="Arial"/>
+        </w:rPr>
         <w:t>A. had they know</w:t>
       </w:r>
-    </w:p>
-    <w:p>
-      <w:pPr>
-        <w:spacing w:after="20"/>
-      </w:pPr>
       <w:r>
+        <w:tab/>
         <w:t>B. did they knew</w:t>
       </w:r>
     </w:p>
     <w:p>
       <w:pPr>
-        <w:spacing w:after="20"/>
+        <w:keepNext/>
+        <w:keepLines/>
+        <w:widowControl/>
+        <w:tabs>
+          <w:tab w:pos="5159" w:val="left"/>
+        </w:tabs>
+        <w:spacing w:after="0" w:line="240" w:lineRule="auto" w:before="0"/>
       </w:pPr>
       <w:r>
+        <w:rPr>
+          <w:rFonts w:ascii="Arial" w:hAnsi="Arial"/>
+        </w:rPr>
         <w:t>C. they knew</w:t>
       </w:r>
-    </w:p>
-    <w:p>
-      <w:pPr>
-        <w:spacing w:after="20"/>
-      </w:pPr>
       <w:r>
+        <w:tab/>
         <w:t>D. were they know</w:t>
       </w:r>
     </w:p>
     <w:p>
       <w:pPr>
-        <w:spacing w:after="20"/>
+        <w:keepNext w:val="0"/>
+        <w:keepLines/>
+        <w:widowControl/>
+        <w:spacing w:after="0" w:line="240" w:lineRule="auto" w:before="0"/>
       </w:pPr>
       <w:r>
+        <w:rPr>
+          <w:rFonts w:ascii="Arial" w:hAnsi="Arial"/>
+        </w:rPr>
         <w:t>E. did they know</w:t>
       </w:r>
     </w:p>
     <w:p>
+      <w:pPr>
+        <w:keepNext/>
+        <w:keepLines/>
+        <w:widowControl/>
+        <w:spacing w:line="240" w:lineRule="auto" w:before="100" w:after="40"/>
+      </w:pPr>
       <w:r>
+        <w:rPr>
+          <w:rFonts w:ascii="Arial" w:hAnsi="Arial"/>
+          <w:b/>
+        </w:rPr>
         <w:t>15. Keep the meaning and present simple: An old church stands at the end of the road. At the end of the road ___.</w:t>
       </w:r>
     </w:p>
     <w:p>
       <w:pPr>
-        <w:spacing w:after="20"/>
+        <w:keepNext/>
+        <w:keepLines/>
+        <w:widowControl/>
+        <w:tabs>
+          <w:tab w:pos="5159" w:val="left"/>
+        </w:tabs>
+        <w:spacing w:after="0" w:line="240" w:lineRule="auto" w:before="0"/>
       </w:pPr>
       <w:r>
+        <w:rPr>
+          <w:rFonts w:ascii="Arial" w:hAnsi="Arial"/>
+        </w:rPr>
         <w:t>A. an old church stand</w:t>
       </w:r>
-    </w:p>
-    <w:p>
-      <w:pPr>
-        <w:spacing w:after="20"/>
-      </w:pPr>
       <w:r>
+        <w:tab/>
         <w:t>B. stands an old church</w:t>
       </w:r>
     </w:p>
     <w:p>
       <w:pPr>
-        <w:spacing w:after="20"/>
+        <w:keepNext/>
+        <w:keepLines/>
+        <w:widowControl/>
+        <w:tabs>
+          <w:tab w:pos="5159" w:val="left"/>
+        </w:tabs>
+        <w:spacing w:after="0" w:line="240" w:lineRule="auto" w:before="0"/>
       </w:pPr>
       <w:r>
+        <w:rPr>
+          <w:rFonts w:ascii="Arial" w:hAnsi="Arial"/>
+        </w:rPr>
         <w:t>C. standing an old church</w:t>
       </w:r>
-    </w:p>
-    <w:p>
-      <w:pPr>
-        <w:spacing w:after="20"/>
-      </w:pPr>
       <w:r>
+        <w:tab/>
         <w:t>D. stand an old church</w:t>
       </w:r>
     </w:p>
     <w:p>
       <w:pPr>
-        <w:spacing w:after="20"/>
+        <w:keepNext w:val="0"/>
+        <w:keepLines/>
+        <w:widowControl/>
+        <w:spacing w:after="0" w:line="240" w:lineRule="auto" w:before="0"/>
       </w:pPr>
       <w:r>
+        <w:rPr>
+          <w:rFonts w:ascii="Arial" w:hAnsi="Arial"/>
+        </w:rPr>
         <w:t>E. did stands an old church</w:t>
       </w:r>
     </w:p>
     <w:p>
+      <w:pPr>
+        <w:keepNext/>
+        <w:keepLines/>
+        <w:widowControl/>
+        <w:spacing w:line="240" w:lineRule="auto" w:before="100" w:after="40"/>
+      </w:pPr>
       <w:r>
+        <w:rPr>
+          <w:rFonts w:ascii="Arial" w:hAnsi="Arial"/>
+          <w:b/>
+        </w:rPr>
         <w:t>16. Keep the meaning and pronoun: She ran into the courtyard. Into the courtyard ___.</w:t>
       </w:r>
     </w:p>
     <w:p>
       <w:pPr>
-        <w:spacing w:after="20"/>
+        <w:keepNext/>
+        <w:keepLines/>
+        <w:widowControl/>
+        <w:tabs>
+          <w:tab w:pos="5159" w:val="left"/>
+        </w:tabs>
+        <w:spacing w:after="0" w:line="240" w:lineRule="auto" w:before="0"/>
       </w:pPr>
       <w:r>
+        <w:rPr>
+          <w:rFonts w:ascii="Arial" w:hAnsi="Arial"/>
+        </w:rPr>
         <w:t>A. ran she</w:t>
       </w:r>
-    </w:p>
-    <w:p>
-      <w:pPr>
-        <w:spacing w:after="20"/>
-      </w:pPr>
       <w:r>
+        <w:tab/>
         <w:t>B. she ran</w:t>
       </w:r>
     </w:p>
     <w:p>
       <w:pPr>
-        <w:spacing w:after="20"/>
+        <w:keepNext/>
+        <w:keepLines/>
+        <w:widowControl/>
+        <w:tabs>
+          <w:tab w:pos="5159" w:val="left"/>
+        </w:tabs>
+        <w:spacing w:after="0" w:line="240" w:lineRule="auto" w:before="0"/>
       </w:pPr>
       <w:r>
+        <w:rPr>
+          <w:rFonts w:ascii="Arial" w:hAnsi="Arial"/>
+        </w:rPr>
         <w:t>C. had she ran</w:t>
       </w:r>
-    </w:p>
-    <w:p>
-      <w:pPr>
-        <w:spacing w:after="20"/>
-      </w:pPr>
       <w:r>
+        <w:tab/>
         <w:t>D. did she ran</w:t>
       </w:r>
     </w:p>
     <w:p>
       <w:pPr>
-        <w:spacing w:after="20"/>
+        <w:keepNext w:val="0"/>
+        <w:keepLines/>
+        <w:widowControl/>
+        <w:spacing w:after="0" w:line="240" w:lineRule="auto" w:before="0"/>
       </w:pPr>
       <w:r>
+        <w:rPr>
+          <w:rFonts w:ascii="Arial" w:hAnsi="Arial"/>
+        </w:rPr>
         <w:t>E. she run</w:t>
       </w:r>
     </w:p>
     <w:p>
+      <w:pPr>
+        <w:pStyle w:val="Heading1"/>
+        <w:keepNext/>
+        <w:keepLines/>
+        <w:widowControl/>
+        <w:spacing w:line="240" w:lineRule="auto" w:before="120" w:after="60"/>
+      </w:pPr>
       <w:r>
-        <w:br w:type="page"/>
-      </w:r>
-    </w:p>
-    <w:p>
-      <w:pPr>
-        <w:pStyle w:val="Heading1"/>
-      </w:pPr>
-      <w:r>
+        <w:rPr>
+          <w:rFonts w:ascii="Arial" w:hAnsi="Arial"/>
+        </w:rPr>
         <w:t>Group-specific vocabulary · 17–20</w:t>
       </w:r>
     </w:p>
     <w:p>
+      <w:pPr>
+        <w:keepNext/>
+        <w:keepLines/>
+        <w:widowControl/>
+        <w:spacing w:line="240" w:lineRule="auto" w:before="100" w:after="40"/>
+      </w:pPr>
       <w:r>
+        <w:rPr>
+          <w:rFonts w:ascii="Arial" w:hAnsi="Arial"/>
+          <w:b/>
+        </w:rPr>
         <w:t>17. Which sentence uses “meteor shower” correctly in meaning and usage?</w:t>
       </w:r>
     </w:p>
     <w:p>
       <w:pPr>
-        <w:spacing w:after="20"/>
+        <w:keepNext/>
+        <w:keepLines/>
+        <w:widowControl/>
+        <w:spacing w:after="0" w:line="240" w:lineRule="auto" w:before="0"/>
       </w:pPr>
       <w:r>
+        <w:rPr>
+          <w:rFonts w:ascii="Arial" w:hAnsi="Arial"/>
+        </w:rPr>
         <w:t>A. We watched a meteor shower as coloured bands of aurora moved across the sky.</w:t>
       </w:r>
     </w:p>
     <w:p>
       <w:pPr>
-        <w:spacing w:after="20"/>
+        <w:keepNext/>
+        <w:keepLines/>
+        <w:widowControl/>
+        <w:spacing w:after="0" w:line="240" w:lineRule="auto" w:before="0"/>
       </w:pPr>
       <w:r>
+        <w:rPr>
+          <w:rFonts w:ascii="Arial" w:hAnsi="Arial"/>
+        </w:rPr>
         <w:t>B. We watched a meteor shower as rain fell from ordinary clouds.</w:t>
       </w:r>
     </w:p>
     <w:p>
       <w:pPr>
-        <w:spacing w:after="20"/>
+        <w:keepNext/>
+        <w:keepLines/>
+        <w:widowControl/>
+        <w:spacing w:after="0" w:line="240" w:lineRule="auto" w:before="0"/>
       </w:pPr>
       <w:r>
+        <w:rPr>
+          <w:rFonts w:ascii="Arial" w:hAnsi="Arial"/>
+        </w:rPr>
         <w:t>C. We watched a meteor shower as one comet stayed visible for several weeks.</w:t>
       </w:r>
     </w:p>
     <w:p>
       <w:pPr>
-        <w:spacing w:after="20"/>
+        <w:keepNext/>
+        <w:keepLines/>
+        <w:widowControl/>
+        <w:spacing w:after="0" w:line="240" w:lineRule="auto" w:before="0"/>
       </w:pPr>
       <w:r>
+        <w:rPr>
+          <w:rFonts w:ascii="Arial" w:hAnsi="Arial"/>
+        </w:rPr>
         <w:t>D. We watched a meteor shower as many bright streaks crossed the sky.</w:t>
       </w:r>
     </w:p>
     <w:p>
       <w:pPr>
-        <w:spacing w:after="20"/>
+        <w:keepNext w:val="0"/>
+        <w:keepLines/>
+        <w:widowControl/>
+        <w:spacing w:after="0" w:line="240" w:lineRule="auto" w:before="0"/>
       </w:pPr>
       <w:r>
+        <w:rPr>
+          <w:rFonts w:ascii="Arial" w:hAnsi="Arial"/>
+        </w:rPr>
         <w:t>E. We watched a meteor shower as the Moon temporarily covered the Sun.</w:t>
       </w:r>
     </w:p>
     <w:p>
+      <w:pPr>
+        <w:keepNext/>
+        <w:keepLines/>
+        <w:widowControl/>
+        <w:spacing w:line="240" w:lineRule="auto" w:before="100" w:after="40"/>
+      </w:pPr>
       <w:r>
+        <w:rPr>
+          <w:rFonts w:ascii="Arial" w:hAnsi="Arial"/>
+          <w:b/>
+        </w:rPr>
         <w:t>18. Which sentence uses “resemble” correctly in meaning and usage?</w:t>
       </w:r>
     </w:p>
     <w:p>
       <w:pPr>
-        <w:spacing w:after="20"/>
+        <w:keepNext/>
+        <w:keepLines/>
+        <w:widowControl/>
+        <w:spacing w:after="0" w:line="240" w:lineRule="auto" w:before="0"/>
       </w:pPr>
       <w:r>
+        <w:rPr>
+          <w:rFonts w:ascii="Arial" w:hAnsi="Arial"/>
+        </w:rPr>
         <w:t>A. She resembles with her grandmother in her eyes and smile.</w:t>
       </w:r>
     </w:p>
     <w:p>
       <w:pPr>
-        <w:spacing w:after="20"/>
+        <w:keepNext/>
+        <w:keepLines/>
+        <w:widowControl/>
+        <w:spacing w:after="0" w:line="240" w:lineRule="auto" w:before="0"/>
       </w:pPr>
       <w:r>
+        <w:rPr>
+          <w:rFonts w:ascii="Arial" w:hAnsi="Arial"/>
+        </w:rPr>
         <w:t>B. She resembles her grandmother in her eyes and smile.</w:t>
       </w:r>
     </w:p>
     <w:p>
       <w:pPr>
-        <w:spacing w:after="20"/>
+        <w:keepNext/>
+        <w:keepLines/>
+        <w:widowControl/>
+        <w:spacing w:after="0" w:line="240" w:lineRule="auto" w:before="0"/>
       </w:pPr>
       <w:r>
+        <w:rPr>
+          <w:rFonts w:ascii="Arial" w:hAnsi="Arial"/>
+        </w:rPr>
         <w:t>C. She resembles to her grandmother in her eyes and smile.</w:t>
       </w:r>
     </w:p>
     <w:p>
       <w:pPr>
-        <w:spacing w:after="20"/>
+        <w:keepNext/>
+        <w:keepLines/>
+        <w:widowControl/>
+        <w:spacing w:after="0" w:line="240" w:lineRule="auto" w:before="0"/>
       </w:pPr>
       <w:r>
+        <w:rPr>
+          <w:rFonts w:ascii="Arial" w:hAnsi="Arial"/>
+        </w:rPr>
         <w:t>D. She resembles at her grandmother in her eyes and smile.</w:t>
       </w:r>
     </w:p>
     <w:p>
       <w:pPr>
-        <w:spacing w:after="20"/>
+        <w:keepNext w:val="0"/>
+        <w:keepLines/>
+        <w:widowControl/>
+        <w:spacing w:after="0" w:line="240" w:lineRule="auto" w:before="0"/>
       </w:pPr>
       <w:r>
+        <w:rPr>
+          <w:rFonts w:ascii="Arial" w:hAnsi="Arial"/>
+        </w:rPr>
         <w:t>E. She resembles of her grandmother in her eyes and smile.</w:t>
       </w:r>
     </w:p>
     <w:p>
+      <w:pPr>
+        <w:keepNext/>
+        <w:keepLines/>
+        <w:widowControl/>
+        <w:spacing w:line="240" w:lineRule="auto" w:before="100" w:after="40"/>
+      </w:pPr>
       <w:r>
+        <w:rPr>
+          <w:rFonts w:ascii="Arial" w:hAnsi="Arial"/>
+          <w:b/>
+        </w:rPr>
         <w:t>19. Which sentence uses “foster parents” correctly in meaning and usage?</w:t>
       </w:r>
     </w:p>
     <w:p>
       <w:pPr>
-        <w:spacing w:after="20"/>
+        <w:keepNext/>
+        <w:keepLines/>
+        <w:widowControl/>
+        <w:spacing w:after="0" w:line="240" w:lineRule="auto" w:before="0"/>
       </w:pPr>
       <w:r>
+        <w:rPr>
+          <w:rFonts w:ascii="Arial" w:hAnsi="Arial"/>
+        </w:rPr>
         <w:t>A. The foster parents became biological parents by caring for the children.</w:t>
       </w:r>
     </w:p>
     <w:p>
       <w:pPr>
-        <w:spacing w:after="20"/>
+        <w:keepNext/>
+        <w:keepLines/>
+        <w:widowControl/>
+        <w:spacing w:after="0" w:line="240" w:lineRule="auto" w:before="0"/>
       </w:pPr>
       <w:r>
+        <w:rPr>
+          <w:rFonts w:ascii="Arial" w:hAnsi="Arial"/>
+        </w:rPr>
         <w:t>B. Foster parents are the children’s ancestors from several generations ago.</w:t>
       </w:r>
     </w:p>
     <w:p>
       <w:pPr>
-        <w:spacing w:after="20"/>
+        <w:keepNext/>
+        <w:keepLines/>
+        <w:widowControl/>
+        <w:spacing w:after="0" w:line="240" w:lineRule="auto" w:before="0"/>
       </w:pPr>
       <w:r>
+        <w:rPr>
+          <w:rFonts w:ascii="Arial" w:hAnsi="Arial"/>
+        </w:rPr>
         <w:t>C. The foster parents cared for the children temporarily without adopting them.</w:t>
       </w:r>
     </w:p>
     <w:p>
       <w:pPr>
-        <w:spacing w:after="20"/>
+        <w:keepNext/>
+        <w:keepLines/>
+        <w:widowControl/>
+        <w:spacing w:after="0" w:line="240" w:lineRule="auto" w:before="0"/>
       </w:pPr>
       <w:r>
+        <w:rPr>
+          <w:rFonts w:ascii="Arial" w:hAnsi="Arial"/>
+        </w:rPr>
         <w:t>D. All foster parents permanently adopt every child they care for.</w:t>
       </w:r>
     </w:p>
     <w:p>
       <w:pPr>
-        <w:spacing w:after="20"/>
+        <w:keepNext w:val="0"/>
+        <w:keepLines/>
+        <w:widowControl/>
+        <w:spacing w:after="0" w:line="240" w:lineRule="auto" w:before="0"/>
       </w:pPr>
       <w:r>
+        <w:rPr>
+          <w:rFonts w:ascii="Arial" w:hAnsi="Arial"/>
+        </w:rPr>
         <w:t>E. Foster parents are automatically the godparents chosen at baptism.</w:t>
       </w:r>
     </w:p>
     <w:p>
+      <w:pPr>
+        <w:keepNext/>
+        <w:keepLines/>
+        <w:widowControl/>
+        <w:spacing w:line="240" w:lineRule="auto" w:before="100" w:after="40"/>
+      </w:pPr>
       <w:r>
+        <w:rPr>
+          <w:rFonts w:ascii="Arial" w:hAnsi="Arial"/>
+          <w:b/>
+        </w:rPr>
         <w:t>20. Which sentence uses “predisposition” correctly in meaning and usage?</w:t>
       </w:r>
     </w:p>
     <w:p>
       <w:pPr>
-        <w:spacing w:after="20"/>
+        <w:keepNext/>
+        <w:keepLines/>
+        <w:widowControl/>
+        <w:spacing w:after="0" w:line="240" w:lineRule="auto" w:before="0"/>
       </w:pPr>
       <w:r>
+        <w:rPr>
+          <w:rFonts w:ascii="Arial" w:hAnsi="Arial"/>
+        </w:rPr>
         <w:t>A. A genetic predisposition means the condition has already been clinically diagnosed.</w:t>
       </w:r>
     </w:p>
     <w:p>
       <w:pPr>
-        <w:spacing w:after="20"/>
+        <w:keepNext/>
+        <w:keepLines/>
+        <w:widowControl/>
+        <w:spacing w:after="0" w:line="240" w:lineRule="auto" w:before="0"/>
       </w:pPr>
       <w:r>
+        <w:rPr>
+          <w:rFonts w:ascii="Arial" w:hAnsi="Arial"/>
+        </w:rPr>
         <w:t>B. A genetic predisposition means no environmental factor can matter.</w:t>
       </w:r>
     </w:p>
     <w:p>
       <w:pPr>
-        <w:spacing w:after="20"/>
+        <w:keepNext/>
+        <w:keepLines/>
+        <w:widowControl/>
+        <w:spacing w:after="0" w:line="240" w:lineRule="auto" w:before="0"/>
       </w:pPr>
       <w:r>
+        <w:rPr>
+          <w:rFonts w:ascii="Arial" w:hAnsi="Arial"/>
+        </w:rPr>
         <w:t>C. A genetic predisposition means the person is immune to the condition.</w:t>
       </w:r>
     </w:p>
     <w:p>
       <w:pPr>
-        <w:spacing w:after="20"/>
+        <w:keepNext/>
+        <w:keepLines/>
+        <w:widowControl/>
+        <w:spacing w:after="0" w:line="240" w:lineRule="auto" w:before="0"/>
       </w:pPr>
       <w:r>
+        <w:rPr>
+          <w:rFonts w:ascii="Arial" w:hAnsi="Arial"/>
+        </w:rPr>
         <w:t>D. A genetic predisposition means the condition is certain to develop.</w:t>
       </w:r>
     </w:p>
     <w:p>
       <w:pPr>
-        <w:spacing w:after="20"/>
+        <w:keepNext w:val="0"/>
+        <w:keepLines/>
+        <w:widowControl/>
+        <w:spacing w:after="0" w:line="240" w:lineRule="auto" w:before="0"/>
       </w:pPr>
       <w:r>
+        <w:rPr>
+          <w:rFonts w:ascii="Arial" w:hAnsi="Arial"/>
+        </w:rPr>
         <w:t>E. A genetic predisposition increases the likelihood of a condition but does not make it inevitable.</w:t>
       </w:r>
     </w:p>
     <w:p>
       <w:pPr>
         <w:pStyle w:val="Heading1"/>
+        <w:keepNext/>
+        <w:keepLines/>
+        <w:widowControl/>
+        <w:spacing w:line="240" w:lineRule="auto" w:before="120" w:after="60"/>
       </w:pPr>
       <w:r>
+        <w:rPr>
+          <w:rFonts w:ascii="Arial" w:hAnsi="Arial"/>
+        </w:rPr>
         <w:t>Essay · about 250 words</w:t>
       </w:r>
     </w:p>
     <w:p>
+      <w:pPr>
+        <w:keepLines/>
+        <w:widowControl/>
+        <w:spacing w:line="240" w:lineRule="auto" w:before="0" w:after="40"/>
+      </w:pPr>
       <w:r>
+        <w:rPr>
+          <w:rFonts w:ascii="Arial" w:hAnsi="Arial"/>
+        </w:rPr>
         <w:t>Choose ONE topic. Write about 250 words (recommended range: 225–275). Consider both perspectives, support your ideas with examples and give a reasoned conclusion. Use your own words. Do not use AI or copy task sentences or the reading preview. General or invented examples are welcome; personal disclosure is not required.</w:t>
       </w:r>
     </w:p>
     <w:p>
+      <w:pPr>
+        <w:keepNext w:val="0"/>
+        <w:keepLines/>
+        <w:widowControl/>
+        <w:spacing w:line="240" w:lineRule="auto" w:before="100" w:after="40"/>
+      </w:pPr>
       <w:r>
+        <w:rPr>
+          <w:rFonts w:ascii="Arial" w:hAnsi="Arial"/>
+        </w:rPr>
         <w:t>1. Our roots influence who we are, but they should not determine who we become. To what extent do you agree?</w:t>
       </w:r>
     </w:p>
     <w:p>
+      <w:pPr>
+        <w:keepNext w:val="0"/>
+        <w:keepLines/>
+        <w:widowControl/>
+        <w:spacing w:line="240" w:lineRule="auto" w:before="100" w:after="40"/>
+      </w:pPr>
       <w:r>
+        <w:rPr>
+          <w:rFonts w:ascii="Arial" w:hAnsi="Arial"/>
+        </w:rPr>
         <w:t>2. The benefits of DNA ancestry testing outweigh the risks to personal privacy. Discuss both perspectives.</w:t>
       </w:r>
     </w:p>
     <w:p>
+      <w:pPr>
+        <w:keepNext w:val="0"/>
+        <w:keepLines/>
+        <w:widowControl/>
+        <w:spacing w:line="240" w:lineRule="auto" w:before="100" w:after="40"/>
+      </w:pPr>
       <w:r>
+        <w:rPr>
+          <w:rFonts w:ascii="Arial" w:hAnsi="Arial"/>
+        </w:rPr>
         <w:t>3. Traditions must change in order to survive. To what extent do you agree?</w:t>
       </w:r>
     </w:p>
     <w:p>
+      <w:pPr>
+        <w:keepNext w:val="0"/>
+        <w:keepLines/>
+        <w:widowControl/>
+        <w:spacing w:line="240" w:lineRule="auto" w:before="100" w:after="40"/>
+      </w:pPr>
       <w:r>
+        <w:rPr>
+          <w:rFonts w:ascii="Arial" w:hAnsi="Arial"/>
+        </w:rPr>
         <w:t>4. A sense of belonging depends more on shared experiences than on biological ancestry. Discuss both perspectives.</w:t>
       </w:r>
     </w:p>
     <w:p>
+      <w:pPr>
+        <w:keepLines/>
+        <w:widowControl/>
+        <w:spacing w:line="240" w:lineRule="auto" w:before="0" w:after="40"/>
+      </w:pPr>
       <w:r>
+        <w:rPr>
+          <w:rFonts w:ascii="Arial" w:hAnsi="Arial"/>
+        </w:rPr>
         <w:t>Write your essay on the separate essay sheet. Only the research participation box may be filled in on this question paper; use ZipGrade for answers 1–20.</w:t>
       </w:r>
     </w:p>
     <w:sectPr>
       <w:pgSz w:w="11906" w:h="16838"/>
-      <w:pgMar w:top="737" w:right="907" w:bottom="737" w:left="907" w:header="720" w:footer="720" w:gutter="0"/>
+      <w:pgMar w:top="652" w:right="709" w:bottom="652" w:left="709" w:header="283" w:footer="283" w:gutter="0"/>
       <w:cols w:space="720"/>
       <w:docGrid w:linePitch="360"/>
     </w:sectPr>
@@ -1415,11 +2141,11 @@
     <w:qFormat/>
     <w:rsid w:val="00FC693F"/>
     <w:pPr>
-      <w:spacing w:after="100"/>
+      <w:spacing w:after="40" w:line="240" w:lineRule="auto"/>
     </w:pPr>
     <w:rPr>
-      <w:rFonts w:ascii="Calibri" w:hAnsi="Calibri"/>
-      <w:sz w:val="21"/>
+      <w:rFonts w:ascii="Arial" w:hAnsi="Arial"/>
+      <w:sz w:val="22"/>
     </w:rPr>
   </w:style>
   <w:style w:type="paragraph" w:styleId="Header">
@@ -1477,15 +2203,15 @@
     <w:pPr>
       <w:keepNext/>
       <w:keepLines/>
-      <w:spacing w:before="480" w:after="0"/>
+      <w:spacing w:before="120" w:after="60"/>
       <w:outlineLvl w:val="0"/>
     </w:pPr>
     <w:rPr>
-      <w:rFonts w:asciiTheme="majorHAnsi" w:eastAsiaTheme="majorEastAsia" w:hAnsiTheme="majorHAnsi" w:cstheme="majorBidi"/>
+      <w:rFonts w:asciiTheme="majorHAnsi" w:eastAsiaTheme="majorEastAsia" w:hAnsiTheme="majorHAnsi" w:cstheme="majorBidi" w:ascii="Arial" w:hAnsi="Arial"/>
       <w:b/>
       <w:bCs/>
       <w:color w:val="365F91" w:themeColor="accent1" w:themeShade="BF"/>
-      <w:sz w:val="28"/>
+      <w:sz w:val="23"/>
       <w:szCs w:val="28"/>
     </w:rPr>
   </w:style>
@@ -1501,15 +2227,15 @@
     <w:pPr>
       <w:keepNext/>
       <w:keepLines/>
-      <w:spacing w:before="200" w:after="0"/>
+      <w:spacing w:before="120" w:after="60"/>
       <w:outlineLvl w:val="1"/>
     </w:pPr>
     <w:rPr>
-      <w:rFonts w:asciiTheme="majorHAnsi" w:eastAsiaTheme="majorEastAsia" w:hAnsiTheme="majorHAnsi" w:cstheme="majorBidi"/>
+      <w:rFonts w:asciiTheme="majorHAnsi" w:eastAsiaTheme="majorEastAsia" w:hAnsiTheme="majorHAnsi" w:cstheme="majorBidi" w:ascii="Arial" w:hAnsi="Arial"/>
       <w:b/>
       <w:bCs/>
       <w:color w:val="4F81BD" w:themeColor="accent1"/>
-      <w:sz w:val="26"/>
+      <w:sz w:val="22"/>
       <w:szCs w:val="26"/>
     </w:rPr>
   </w:style>
@@ -1766,15 +2492,15 @@
       <w:pBdr>
         <w:bottom w:val="single" w:sz="8" w:space="4" w:color="4F81BD" w:themeColor="accent1"/>
       </w:pBdr>
-      <w:spacing w:after="300" w:line="240" w:lineRule="auto"/>
+      <w:spacing w:after="60" w:line="240" w:lineRule="auto" w:before="120"/>
       <w:contextualSpacing/>
     </w:pPr>
     <w:rPr>
-      <w:rFonts w:asciiTheme="majorHAnsi" w:eastAsiaTheme="majorEastAsia" w:hAnsiTheme="majorHAnsi" w:cstheme="majorBidi"/>
+      <w:rFonts w:asciiTheme="majorHAnsi" w:eastAsiaTheme="majorEastAsia" w:hAnsiTheme="majorHAnsi" w:cstheme="majorBidi" w:ascii="Arial" w:hAnsi="Arial"/>
       <w:color w:val="17365D" w:themeColor="text2" w:themeShade="BF"/>
       <w:spacing w:val="5"/>
       <w:kern w:val="28"/>
-      <w:sz w:val="52"/>
+      <w:sz w:val="30"/>
       <w:szCs w:val="52"/>
     </w:rPr>
   </w:style>

--- a/frontend/templates/Revision-Unit-7-Group-214-paper.docx
+++ b/frontend/templates/Revision-Unit-7-Group-214-paper.docx
@@ -247,6 +247,9 @@
         <w:t>A. genealogy</w:t>
       </w:r>
       <w:r>
+        <w:rPr>
+          <w:rFonts w:ascii="Arial" w:hAnsi="Arial"/>
+        </w:rPr>
         <w:tab/>
         <w:t>B. ancestry</w:t>
       </w:r>
@@ -268,6 +271,9 @@
         <w:t>C. heritage</w:t>
       </w:r>
       <w:r>
+        <w:rPr>
+          <w:rFonts w:ascii="Arial" w:hAnsi="Arial"/>
+        </w:rPr>
         <w:tab/>
         <w:t>D. ethnicity</w:t>
       </w:r>
@@ -320,6 +326,9 @@
         <w:t>A. genealogy</w:t>
       </w:r>
       <w:r>
+        <w:rPr>
+          <w:rFonts w:ascii="Arial" w:hAnsi="Arial"/>
+        </w:rPr>
         <w:tab/>
         <w:t>B. significance</w:t>
       </w:r>
@@ -341,6 +350,9 @@
         <w:t>C. ancestry</w:t>
       </w:r>
       <w:r>
+        <w:rPr>
+          <w:rFonts w:ascii="Arial" w:hAnsi="Arial"/>
+        </w:rPr>
         <w:tab/>
         <w:t>D. ethnicity</w:t>
       </w:r>
@@ -393,6 +405,9 @@
         <w:t>A. genealogy</w:t>
       </w:r>
       <w:r>
+        <w:rPr>
+          <w:rFonts w:ascii="Arial" w:hAnsi="Arial"/>
+        </w:rPr>
         <w:tab/>
         <w:t>B. friction</w:t>
       </w:r>
@@ -414,6 +429,9 @@
         <w:t>C. ethnicity</w:t>
       </w:r>
       <w:r>
+        <w:rPr>
+          <w:rFonts w:ascii="Arial" w:hAnsi="Arial"/>
+        </w:rPr>
         <w:tab/>
         <w:t>D. heritage</w:t>
       </w:r>
@@ -466,6 +484,9 @@
         <w:t>A. ethnicity</w:t>
       </w:r>
       <w:r>
+        <w:rPr>
+          <w:rFonts w:ascii="Arial" w:hAnsi="Arial"/>
+        </w:rPr>
         <w:tab/>
         <w:t>B. friction</w:t>
       </w:r>
@@ -487,6 +508,9 @@
         <w:t>C. ancestry</w:t>
       </w:r>
       <w:r>
+        <w:rPr>
+          <w:rFonts w:ascii="Arial" w:hAnsi="Arial"/>
+        </w:rPr>
         <w:tab/>
         <w:t>D. genealogy</w:t>
       </w:r>
@@ -622,6 +646,9 @@
         <w:t>A. forged a new path for them</w:t>
       </w:r>
       <w:r>
+        <w:rPr>
+          <w:rFonts w:ascii="Arial" w:hAnsi="Arial"/>
+        </w:rPr>
         <w:tab/>
         <w:t>B. paid tribute to them</w:t>
       </w:r>
@@ -643,6 +670,9 @@
         <w:t>C. struck a chord with them</w:t>
       </w:r>
       <w:r>
+        <w:rPr>
+          <w:rFonts w:ascii="Arial" w:hAnsi="Arial"/>
+        </w:rPr>
         <w:tab/>
         <w:t>D. marked a special occasion</w:t>
       </w:r>
@@ -673,7 +703,7 @@
           <w:rFonts w:ascii="Arial" w:hAnsi="Arial"/>
           <w:b/>
         </w:rPr>
-        <w:t>8. Which expression is natural in English?</w:t>
+        <w:t>8. At the memorial, former students described how their teacher had shaped their lives and publicly expressed their respect and gratitude. Which expression describes what the students did?</w:t>
       </w:r>
     </w:p>
     <w:p>
@@ -690,11 +720,9 @@
         <w:rPr>
           <w:rFonts w:ascii="Arial" w:hAnsi="Arial"/>
         </w:rPr>
-        <w:t>A. paid tribute at</w:t>
-      </w:r>
-      <w:r>
+        <w:t>A. forged their own path</w:t>
         <w:tab/>
-        <w:t>B. paid tribute with</w:t>
+        <w:t>B. kept a tradition alive</w:t>
       </w:r>
     </w:p>
     <w:p>
@@ -711,9 +739,7 @@
         <w:rPr>
           <w:rFonts w:ascii="Arial" w:hAnsi="Arial"/>
         </w:rPr>
-        <w:t>C. paid tribute of</w:t>
-      </w:r>
-      <w:r>
+        <w:t>C. allowed a margin of error</w:t>
         <w:tab/>
         <w:t>D. paid tribute to</w:t>
       </w:r>
@@ -729,7 +755,7 @@
         <w:rPr>
           <w:rFonts w:ascii="Arial" w:hAnsi="Arial"/>
         </w:rPr>
-        <w:t>E. paid tribute on</w:t>
+        <w:t>E. made assumptions about</w:t>
       </w:r>
     </w:p>
     <w:p>
@@ -759,7 +785,7 @@
           <w:rFonts w:ascii="Arial" w:hAnsi="Arial"/>
           <w:b/>
         </w:rPr>
-        <w:t>9. Complete the whole gap using SEE: Never ___ such a detailed family tree. (experience up to now)</w:t>
+        <w:t>9. Complete the whole gap using SEE: Never ___ such a detailed family tree. (experience up to now) Use I as the subject.</w:t>
       </w:r>
     </w:p>
     <w:p>
@@ -779,6 +805,9 @@
         <w:t>A. have I seen</w:t>
       </w:r>
       <w:r>
+        <w:rPr>
+          <w:rFonts w:ascii="Arial" w:hAnsi="Arial"/>
+        </w:rPr>
         <w:tab/>
         <w:t>B. I have seen</w:t>
       </w:r>
@@ -800,6 +829,9 @@
         <w:t>C. have I saw</w:t>
       </w:r>
       <w:r>
+        <w:rPr>
+          <w:rFonts w:ascii="Arial" w:hAnsi="Arial"/>
+        </w:rPr>
         <w:tab/>
         <w:t>D. did I seen</w:t>
       </w:r>
@@ -830,7 +862,7 @@
           <w:rFonts w:ascii="Arial" w:hAnsi="Arial"/>
           <w:b/>
         </w:rPr>
-        <w:t>10. Complete the whole gap using REALISE: Only after the ceremony ___ its significance. (past simple)</w:t>
+        <w:t>10. Complete the whole gap using REALISE: Only after the ceremony ___ its significance. (past simple) Use WE as the subject.</w:t>
       </w:r>
     </w:p>
     <w:p>
@@ -850,6 +882,9 @@
         <w:t>A. did we realised</w:t>
       </w:r>
       <w:r>
+        <w:rPr>
+          <w:rFonts w:ascii="Arial" w:hAnsi="Arial"/>
+        </w:rPr>
         <w:tab/>
         <w:t>B. had we realise</w:t>
       </w:r>
@@ -871,6 +906,9 @@
         <w:t>C. were we realise</w:t>
       </w:r>
       <w:r>
+        <w:rPr>
+          <w:rFonts w:ascii="Arial" w:hAnsi="Arial"/>
+        </w:rPr>
         <w:tab/>
         <w:t>D. did we realise</w:t>
       </w:r>
@@ -901,7 +939,7 @@
           <w:rFonts w:ascii="Arial" w:hAnsi="Arial"/>
           <w:b/>
         </w:rPr>
-        <w:t>11. Complete the whole gap using DISCOVER: Not until the records arrived ___ the missing branch of her family tree. (past simple)</w:t>
+        <w:t>11. Complete the whole gap using DISCOVER: Not until the records arrived ___ the missing branch of her family tree. (past simple) Use SHE as the subject.</w:t>
       </w:r>
     </w:p>
     <w:p>
@@ -921,6 +959,9 @@
         <w:t>A. she discovered</w:t>
       </w:r>
       <w:r>
+        <w:rPr>
+          <w:rFonts w:ascii="Arial" w:hAnsi="Arial"/>
+        </w:rPr>
         <w:tab/>
         <w:t>B. was she discovered</w:t>
       </w:r>
@@ -942,6 +983,9 @@
         <w:t>C. did she discovered</w:t>
       </w:r>
       <w:r>
+        <w:rPr>
+          <w:rFonts w:ascii="Arial" w:hAnsi="Arial"/>
+        </w:rPr>
         <w:tab/>
         <w:t>D. did she discover</w:t>
       </w:r>
@@ -972,7 +1016,7 @@
           <w:rFonts w:ascii="Arial" w:hAnsi="Arial"/>
           <w:b/>
         </w:rPr>
-        <w:t>12. Complete the whole gap using SPEAK: Rarely ___ about his childhood nowadays. (present simple)</w:t>
+        <w:t>12. Complete the whole gap using SPEAK: Rarely ___ about his childhood nowadays. (present simple) Use HE as the subject.</w:t>
       </w:r>
     </w:p>
     <w:p>
@@ -992,6 +1036,9 @@
         <w:t>A. does he speak</w:t>
       </w:r>
       <w:r>
+        <w:rPr>
+          <w:rFonts w:ascii="Arial" w:hAnsi="Arial"/>
+        </w:rPr>
         <w:tab/>
         <w:t>B. is he speak</w:t>
       </w:r>
@@ -1013,6 +1060,9 @@
         <w:t>C. did he spoke</w:t>
       </w:r>
       <w:r>
+        <w:rPr>
+          <w:rFonts w:ascii="Arial" w:hAnsi="Arial"/>
+        </w:rPr>
         <w:tab/>
         <w:t>D. he speaks</w:t>
       </w:r>
@@ -1043,7 +1093,7 @@
           <w:rFonts w:ascii="Arial" w:hAnsi="Arial"/>
           <w:b/>
         </w:rPr>
-        <w:t>13. Complete the whole gap using BE: Under no circumstances ___ allowed to share the records. (present simple)</w:t>
+        <w:t>13. Complete the whole gap using BE: Under no circumstances ___ allowed to share the records. (present simple) Use YOU as the subject.</w:t>
       </w:r>
     </w:p>
     <w:p>
@@ -1063,6 +1113,9 @@
         <w:t>A. you are</w:t>
       </w:r>
       <w:r>
+        <w:rPr>
+          <w:rFonts w:ascii="Arial" w:hAnsi="Arial"/>
+        </w:rPr>
         <w:tab/>
         <w:t>B. do you be</w:t>
       </w:r>
@@ -1084,6 +1137,9 @@
         <w:t>C. are you</w:t>
       </w:r>
       <w:r>
+        <w:rPr>
+          <w:rFonts w:ascii="Arial" w:hAnsi="Arial"/>
+        </w:rPr>
         <w:tab/>
         <w:t>D. does you be</w:t>
       </w:r>
@@ -1114,7 +1170,7 @@
           <w:rFonts w:ascii="Arial" w:hAnsi="Arial"/>
           <w:b/>
         </w:rPr>
-        <w:t>14. Complete the whole gap using KNOW: Little ___ at the time how much would change. (past simple)</w:t>
+        <w:t>14. Complete the whole gap using KNOW: Little ___ at the time how much would change. (past simple) Use THEY as the subject.</w:t>
       </w:r>
     </w:p>
     <w:p>
@@ -1134,6 +1190,9 @@
         <w:t>A. had they know</w:t>
       </w:r>
       <w:r>
+        <w:rPr>
+          <w:rFonts w:ascii="Arial" w:hAnsi="Arial"/>
+        </w:rPr>
         <w:tab/>
         <w:t>B. did they knew</w:t>
       </w:r>
@@ -1155,6 +1214,9 @@
         <w:t>C. they knew</w:t>
       </w:r>
       <w:r>
+        <w:rPr>
+          <w:rFonts w:ascii="Arial" w:hAnsi="Arial"/>
+        </w:rPr>
         <w:tab/>
         <w:t>D. were they know</w:t>
       </w:r>
@@ -1205,6 +1267,9 @@
         <w:t>A. an old church stand</w:t>
       </w:r>
       <w:r>
+        <w:rPr>
+          <w:rFonts w:ascii="Arial" w:hAnsi="Arial"/>
+        </w:rPr>
         <w:tab/>
         <w:t>B. stands an old church</w:t>
       </w:r>
@@ -1226,6 +1291,9 @@
         <w:t>C. standing an old church</w:t>
       </w:r>
       <w:r>
+        <w:rPr>
+          <w:rFonts w:ascii="Arial" w:hAnsi="Arial"/>
+        </w:rPr>
         <w:tab/>
         <w:t>D. stand an old church</w:t>
       </w:r>
@@ -1276,6 +1344,9 @@
         <w:t>A. ran she</w:t>
       </w:r>
       <w:r>
+        <w:rPr>
+          <w:rFonts w:ascii="Arial" w:hAnsi="Arial"/>
+        </w:rPr>
         <w:tab/>
         <w:t>B. she ran</w:t>
       </w:r>
@@ -1297,6 +1368,9 @@
         <w:t>C. had she ran</w:t>
       </w:r>
       <w:r>
+        <w:rPr>
+          <w:rFonts w:ascii="Arial" w:hAnsi="Arial"/>
+        </w:rPr>
         <w:tab/>
         <w:t>D. did she ran</w:t>
       </w:r>
@@ -1441,7 +1515,7 @@
         <w:rPr>
           <w:rFonts w:ascii="Arial" w:hAnsi="Arial"/>
         </w:rPr>
-        <w:t>A. She resembles with her grandmother in her eyes and smile.</w:t>
+        <w:t>A. She resembles her grandmother, which means she legally adopts her.</w:t>
       </w:r>
     </w:p>
     <w:p>
@@ -1469,7 +1543,7 @@
         <w:rPr>
           <w:rFonts w:ascii="Arial" w:hAnsi="Arial"/>
         </w:rPr>
-        <w:t>C. She resembles to her grandmother in her eyes and smile.</w:t>
+        <w:t>C. She resembles her grandmother, which means she cares for her temporarily.</w:t>
       </w:r>
     </w:p>
     <w:p>
@@ -1483,7 +1557,7 @@
         <w:rPr>
           <w:rFonts w:ascii="Arial" w:hAnsi="Arial"/>
         </w:rPr>
-        <w:t>D. She resembles at her grandmother in her eyes and smile.</w:t>
+        <w:t>D. She resembles her grandmother, which means she researches her family records.</w:t>
       </w:r>
     </w:p>
     <w:p>
@@ -1497,7 +1571,7 @@
         <w:rPr>
           <w:rFonts w:ascii="Arial" w:hAnsi="Arial"/>
         </w:rPr>
-        <w:t>E. She resembles of her grandmother in her eyes and smile.</w:t>
+        <w:t>E. She resembles her grandmother, which means she inherits all of her possessions.</w:t>
       </w:r>
     </w:p>
     <w:p>

--- a/frontend/templates/Revision-Unit-7-Group-214-paper.docx
+++ b/frontend/templates/Revision-Unit-7-Group-214-paper.docx
@@ -1769,7 +1769,7 @@
         <w:rPr>
           <w:rFonts w:ascii="Arial" w:hAnsi="Arial"/>
         </w:rPr>
-        <w:t>Choose ONE topic. Write about 250 words (recommended range: 225–275). Consider both perspectives, support your ideas with examples and give a reasoned conclusion. Use your own words. Do not use AI or copy task sentences or the reading preview. General or invented examples are welcome; personal disclosure is not required.</w:t>
+        <w:t>Choose ONE topic. Write about 250 words (recommended range: 225–275). Consider both perspectives, support your ideas with examples and give a reasoned conclusion. Use your own words. Do not use AI or copy task sentences or the reading preview. General or invented examples are welcome; personal disclosure is not required. Use vocabulary and grammar constructions studied in your group, naturally and appropriately.</w:t>
       </w:r>
     </w:p>
     <w:p>
